--- a/第七章 扩频通信.docx
+++ b/第七章 扩频通信.docx
@@ -26,7 +26,7 @@
           <w:szCs w:val="36"/>
           <w:lang w:val="en-US" w:eastAsia="zh-CN"/>
         </w:rPr>
-        <w:t>第七章 扩频通信</w:t>
+        <w:t>第七章扩频通信</w:t>
       </w:r>
     </w:p>
     <w:p>
@@ -49,7 +49,7 @@
           <w:szCs w:val="28"/>
           <w:lang w:val="en-US" w:eastAsia="zh-CN"/>
         </w:rPr>
-        <w:t xml:space="preserve"> 7.1为什么要扩频</w:t>
+        <w:t>7.1为什么要扩频</w:t>
       </w:r>
     </w:p>
     <w:p>
@@ -77,13 +77,6 @@
         </w:rPr>
       </w:pPr>
       <w:r>
-        <w:rPr>
-          <w:rFonts w:hint="eastAsia" w:ascii="黑体" w:hAnsi="黑体" w:eastAsia="黑体" w:cs="黑体"/>
-          <w:lang w:val="en-US" w:eastAsia="zh-CN"/>
-        </w:rPr>
-        <w:t xml:space="preserve">  </w:t>
-      </w:r>
-      <w:r>
         <w:t>扩频通信</w:t>
       </w:r>
       <w:r>
@@ -99,7 +92,7 @@
           <w:sz w:val="24"/>
           <w:szCs w:val="24"/>
         </w:rPr>
-        <w:t>Spread Spectrum</w:t>
+        <w:t>SpreadSpectrum</w:t>
       </w:r>
       <w:r>
         <w:rPr>
@@ -237,7 +230,7 @@
           <w:sz w:val="24"/>
           <w:szCs w:val="24"/>
         </w:rPr>
-        <w:t>Narrowband Interference</w:t>
+        <w:t>NarrowbandInterference</w:t>
       </w:r>
       <w:r>
         <w:rPr>
@@ -314,7 +307,7 @@
           <w:szCs w:val="28"/>
           <w:lang w:val="en-US" w:eastAsia="zh-CN"/>
         </w:rPr>
-        <w:t>7.2 伪随机码序列</w:t>
+        <w:t>7.2伪随机码序列</w:t>
       </w:r>
     </w:p>
     <w:p>
@@ -488,7 +481,7 @@
           <w:szCs w:val="24"/>
           <w:lang w:val="en-US" w:eastAsia="zh-CN"/>
         </w:rPr>
-        <w:t>7.2.1 M序列的生成</w:t>
+        <w:t>7.2.1M序列的生成</w:t>
       </w:r>
     </w:p>
     <w:p>
@@ -524,75 +517,66 @@
           <w:rFonts w:hint="eastAsia" w:ascii="宋体" w:hAnsi="宋体" w:eastAsia="宋体" w:cs="宋体"/>
           <w:lang w:val="en-US" w:eastAsia="zh-CN"/>
         </w:rPr>
-        <w:t xml:space="preserve">  M序</w:t>
-      </w:r>
-      <w:bookmarkStart w:id="0" w:name="_GoBack"/>
+        <w:t>M序列是最长线性反馈移位寄存器序列</w:t>
+      </w:r>
+      <w:r>
+        <w:rPr>
+          <w:rFonts w:hint="eastAsia" w:cs="宋体"/>
+          <w:lang w:val="en-US" w:eastAsia="zh-CN"/>
+        </w:rPr>
+        <w:t>(</w:t>
+      </w:r>
+      <w:r>
+        <w:rPr>
+          <w:rFonts w:hint="default" w:ascii="Times New Roman" w:hAnsi="Times New Roman" w:eastAsia="宋体" w:cs="Times New Roman"/>
+          <w:sz w:val="24"/>
+          <w:szCs w:val="24"/>
+        </w:rPr>
+        <w:t>MaximumLengthLinearFeedbackShiftRegisterSequence</w:t>
+      </w:r>
+      <w:r>
+        <w:rPr>
+          <w:rFonts w:hint="eastAsia" w:cs="宋体"/>
+          <w:lang w:val="en-US" w:eastAsia="zh-CN"/>
+        </w:rPr>
+        <w:t>)</w:t>
+      </w:r>
       <w:r>
         <w:rPr>
           <w:rFonts w:hint="eastAsia" w:ascii="宋体" w:hAnsi="宋体" w:eastAsia="宋体" w:cs="宋体"/>
           <w:lang w:val="en-US" w:eastAsia="zh-CN"/>
         </w:rPr>
-        <w:t>列是最长线性反馈移位寄存器序列</w:t>
+        <w:t>的简称。是由具有线性反馈结构的移位寄存器所产生的最长周期序列。下面先</w:t>
       </w:r>
       <w:r>
         <w:rPr>
           <w:rFonts w:hint="eastAsia" w:cs="宋体"/>
           <w:lang w:val="en-US" w:eastAsia="zh-CN"/>
         </w:rPr>
-        <w:t>(</w:t>
-      </w:r>
-      <w:r>
-        <w:rPr>
-          <w:rFonts w:hint="default" w:ascii="Times New Roman" w:hAnsi="Times New Roman" w:eastAsia="宋体" w:cs="Times New Roman"/>
-          <w:sz w:val="24"/>
-          <w:szCs w:val="24"/>
-        </w:rPr>
-        <w:t>Maximum Length Linear Feedback Shift Register Sequence</w:t>
+        <w:t>介绍线性反馈移位寄存器，并</w:t>
+      </w:r>
+      <w:r>
+        <w:rPr>
+          <w:rFonts w:hint="eastAsia" w:ascii="宋体" w:hAnsi="宋体" w:eastAsia="宋体" w:cs="宋体"/>
+          <w:lang w:val="en-US" w:eastAsia="zh-CN"/>
+        </w:rPr>
+        <w:t>通过一个M序列</w:t>
       </w:r>
       <w:r>
         <w:rPr>
           <w:rFonts w:hint="eastAsia" w:cs="宋体"/>
           <w:lang w:val="en-US" w:eastAsia="zh-CN"/>
         </w:rPr>
-        <w:t>)</w:t>
+        <w:t>生成</w:t>
       </w:r>
       <w:r>
         <w:rPr>
           <w:rFonts w:hint="eastAsia" w:ascii="宋体" w:hAnsi="宋体" w:eastAsia="宋体" w:cs="宋体"/>
           <w:lang w:val="en-US" w:eastAsia="zh-CN"/>
         </w:rPr>
-        <w:t>的简称。是由具有线性反馈结构的移位寄存器所产生的最长周期序列。下面先</w:t>
-      </w:r>
-      <w:r>
-        <w:rPr>
-          <w:rFonts w:hint="eastAsia" w:cs="宋体"/>
-          <w:lang w:val="en-US" w:eastAsia="zh-CN"/>
-        </w:rPr>
-        <w:t>介绍线性反馈移位寄存器，并</w:t>
-      </w:r>
-      <w:r>
-        <w:rPr>
-          <w:rFonts w:hint="eastAsia" w:ascii="宋体" w:hAnsi="宋体" w:eastAsia="宋体" w:cs="宋体"/>
-          <w:lang w:val="en-US" w:eastAsia="zh-CN"/>
-        </w:rPr>
-        <w:t>通过一个M序列</w:t>
-      </w:r>
-      <w:r>
-        <w:rPr>
-          <w:rFonts w:hint="eastAsia" w:cs="宋体"/>
-          <w:lang w:val="en-US" w:eastAsia="zh-CN"/>
-        </w:rPr>
-        <w:t>生成</w:t>
-      </w:r>
-      <w:r>
-        <w:rPr>
-          <w:rFonts w:hint="eastAsia" w:ascii="宋体" w:hAnsi="宋体" w:eastAsia="宋体" w:cs="宋体"/>
-          <w:lang w:val="en-US" w:eastAsia="zh-CN"/>
-        </w:rPr>
         <w:t>的实例加以说明。</w:t>
       </w:r>
     </w:p>
-    <w:bookmarkEnd w:id="0"/>
     <w:p>
       <w:pPr>
         <w:keepNext w:val="0"/>
@@ -666,7 +650,7 @@
           <w:rFonts w:hint="eastAsia" w:cs="宋体"/>
           <w:lang w:val="en-US" w:eastAsia="zh-CN"/>
         </w:rPr>
-        <w:t>在扩频通信系统中，用作扩频码的伪随机码大多由反馈移位寄存器（Feedback Shift Register）来产生。反馈移位寄存器由移位寄存器、时钟源与反馈逻辑电路组成(见参考图3-1)。</w:t>
+        <w:t>在扩频通信系统中，用作扩频码的伪随机码大多由反馈移位寄存器（FeedbackShiftRegister）来产生。反馈移位寄存器由移位寄存器、时钟源与反馈逻辑电路组成(见参考图3-1)。</w:t>
       </w:r>
     </w:p>
     <w:p>
@@ -1055,14 +1039,6 @@
         </w:rPr>
         <w:t>，称为</w:t>
       </w:r>
-      <w:r>
-        <w:rPr>
-          <w:rFonts w:ascii="Aptos" w:hAnsi="Aptos" w:eastAsia="宋体" w:cs="Times New Roman"/>
-          <w:kern w:val="0"/>
-          <w:sz w:val="24"/>
-        </w:rPr>
-        <w:t xml:space="preserve"> </w:t>
-      </w:r>
       <m:oMath>
         <m:r>
           <m:rPr/>
@@ -1073,14 +1049,6 @@
           <m:t>r</m:t>
         </m:r>
       </m:oMath>
-      <w:r>
-        <w:rPr>
-          <w:rFonts w:ascii="Aptos" w:hAnsi="Aptos" w:eastAsia="宋体" w:cs="Times New Roman"/>
-          <w:kern w:val="0"/>
-          <w:sz w:val="24"/>
-        </w:rPr>
-        <w:t xml:space="preserve"> </w:t>
-      </w:r>
       <w:r>
         <w:rPr>
           <w:rFonts w:hint="eastAsia" w:ascii="Aptos" w:hAnsi="Aptos" w:eastAsia="宋体" w:cs="Times New Roman"/>
@@ -1101,27 +1069,11 @@
       </m:oMath>
       <w:r>
         <w:rPr>
-          <w:rFonts w:ascii="Aptos" w:hAnsi="Aptos" w:eastAsia="宋体" w:cs="Times New Roman"/>
-          <w:kern w:val="0"/>
-          <w:sz w:val="24"/>
-        </w:rPr>
-        <w:t xml:space="preserve"> </w:t>
-      </w:r>
-      <w:r>
-        <w:rPr>
           <w:rFonts w:hint="eastAsia" w:ascii="Aptos" w:hAnsi="Aptos" w:eastAsia="宋体" w:cs="Times New Roman"/>
           <w:kern w:val="0"/>
           <w:sz w:val="24"/>
         </w:rPr>
         <w:t>级反馈移位寄存器相继出现的状态</w:t>
-      </w:r>
-      <w:r>
-        <w:rPr>
-          <w:rFonts w:ascii="Aptos" w:hAnsi="Aptos" w:eastAsia="宋体" w:cs="Times New Roman"/>
-          <w:kern w:val="0"/>
-          <w:sz w:val="24"/>
-        </w:rPr>
-        <w:t xml:space="preserve"> </w:t>
       </w:r>
       <m:oMath>
         <m:r>
@@ -1704,14 +1656,6 @@
       </m:oMath>
       <w:r>
         <w:rPr>
-          <w:rFonts w:ascii="Aptos" w:hAnsi="Aptos" w:eastAsia="宋体" w:cs="Times New Roman"/>
-          <w:kern w:val="0"/>
-          <w:sz w:val="24"/>
-        </w:rPr>
-        <w:t xml:space="preserve"> </w:t>
-      </w:r>
-      <w:r>
-        <w:rPr>
           <w:rFonts w:hint="eastAsia" w:ascii="Aptos" w:hAnsi="Aptos" w:eastAsia="宋体" w:cs="Times New Roman"/>
           <w:kern w:val="0"/>
           <w:sz w:val="24"/>
@@ -1730,27 +1674,11 @@
       </m:oMath>
       <w:r>
         <w:rPr>
-          <w:rFonts w:ascii="Aptos" w:hAnsi="Aptos" w:eastAsia="宋体" w:cs="Times New Roman"/>
-          <w:kern w:val="0"/>
-          <w:sz w:val="24"/>
-        </w:rPr>
-        <w:t xml:space="preserve"> </w:t>
-      </w:r>
-      <w:r>
-        <w:rPr>
           <w:rFonts w:hint="eastAsia" w:ascii="Aptos" w:hAnsi="Aptos" w:eastAsia="宋体" w:cs="Times New Roman"/>
           <w:kern w:val="0"/>
           <w:sz w:val="24"/>
         </w:rPr>
         <w:t>级反馈移位寄存器的输出为</w:t>
-      </w:r>
-      <w:r>
-        <w:rPr>
-          <w:rFonts w:ascii="Aptos" w:hAnsi="Aptos" w:eastAsia="宋体" w:cs="Times New Roman"/>
-          <w:kern w:val="0"/>
-          <w:sz w:val="24"/>
-        </w:rPr>
-        <w:t xml:space="preserve"> </w:t>
       </w:r>
       <m:oMath>
         <m:sSub>
@@ -2110,14 +2038,6 @@
         </w:rPr>
         <w:t>，记作</w:t>
       </w:r>
-      <w:r>
-        <w:rPr>
-          <w:rFonts w:ascii="Aptos" w:hAnsi="Aptos" w:eastAsia="宋体" w:cs="Times New Roman"/>
-          <w:kern w:val="0"/>
-          <w:sz w:val="24"/>
-        </w:rPr>
-        <w:t xml:space="preserve"> </w:t>
-      </w:r>
       <m:oMath>
         <m:r>
           <m:rPr>
@@ -2189,15 +2109,6 @@
           <w:sz w:val="24"/>
         </w:rPr>
         <w:t>，称为移位寄存器的输出序列</w:t>
-      </w:r>
-      <w:r>
-        <w:rPr>
-          <w:rFonts w:hint="eastAsia" w:ascii="Aptos" w:hAnsi="Aptos" w:eastAsia="宋体" w:cs="Times New Roman"/>
-          <w:kern w:val="0"/>
-          <w:sz w:val="24"/>
-          <w:lang w:val="en-US" w:eastAsia="zh-CN"/>
-        </w:rPr>
-        <w:t xml:space="preserve"> </w:t>
       </w:r>
       <m:oMath>
         <m:r>
@@ -2459,15 +2370,6 @@
       </m:oMath>
       <w:r>
         <w:rPr>
-          <w:rFonts w:ascii="Aptos" w:hAnsi="Aptos" w:eastAsia="宋体" w:cs="Times New Roman"/>
-          <w:sz w:val="24"/>
-          <w:szCs w:val="24"/>
-          <w:lang w:val="en-US" w:eastAsia="zh-CN" w:bidi="ar-SA"/>
-        </w:rPr>
-        <w:t xml:space="preserve"> </w:t>
-      </w:r>
-      <w:r>
-        <w:rPr>
           <w:rFonts w:hint="eastAsia" w:ascii="Aptos" w:hAnsi="Aptos" w:eastAsia="宋体" w:cs="Times New Roman"/>
           <w:sz w:val="24"/>
           <w:szCs w:val="24"/>
@@ -2546,15 +2448,6 @@
         </w:rPr>
         <w:t>，表明第</w:t>
       </w:r>
-      <w:r>
-        <w:rPr>
-          <w:rFonts w:ascii="Aptos" w:hAnsi="Aptos" w:eastAsia="宋体" w:cs="Times New Roman"/>
-          <w:sz w:val="24"/>
-          <w:szCs w:val="24"/>
-          <w:lang w:val="en-US" w:eastAsia="zh-CN" w:bidi="ar-SA"/>
-        </w:rPr>
-        <w:t xml:space="preserve"> </w:t>
-      </w:r>
       <m:oMath>
         <m:r>
           <m:rPr/>
@@ -2565,15 +2458,6 @@
           <m:t>i</m:t>
         </m:r>
       </m:oMath>
-      <w:r>
-        <w:rPr>
-          <w:rFonts w:ascii="Aptos" w:hAnsi="Aptos" w:eastAsia="宋体" w:cs="Times New Roman"/>
-          <w:sz w:val="24"/>
-          <w:szCs w:val="24"/>
-          <w:lang w:val="en-US" w:eastAsia="zh-CN" w:bidi="ar-SA"/>
-        </w:rPr>
-        <w:t xml:space="preserve"> </w:t>
-      </w:r>
       <w:r>
         <w:rPr>
           <w:rFonts w:hint="eastAsia" w:ascii="Aptos" w:hAnsi="Aptos" w:eastAsia="宋体" w:cs="Times New Roman"/>
@@ -2647,12 +2531,21 @@
       </m:oMath>
       <w:r>
         <w:rPr>
+          <w:rFonts w:hint="eastAsia" w:ascii="Aptos" w:hAnsi="Aptos" w:eastAsia="宋体" w:cs="Times New Roman"/>
+          <w:sz w:val="24"/>
+          <w:szCs w:val="24"/>
+          <w:lang w:val="en-US" w:eastAsia="zh-CN" w:bidi="ar-SA"/>
+        </w:rPr>
+        <w:t>时，表明反馈网络的输出与第</w:t>
+      </w:r>
+      <w:r>
+        <w:rPr>
           <w:rFonts w:ascii="Aptos" w:hAnsi="Aptos" w:eastAsia="宋体" w:cs="Times New Roman"/>
           <w:sz w:val="24"/>
           <w:szCs w:val="24"/>
           <w:lang w:val="en-US" w:eastAsia="zh-CN" w:bidi="ar-SA"/>
         </w:rPr>
-        <w:t xml:space="preserve"> </w:t>
+        <w:t>1</w:t>
       </w:r>
       <w:r>
         <w:rPr>
@@ -2661,24 +2554,6 @@
           <w:szCs w:val="24"/>
           <w:lang w:val="en-US" w:eastAsia="zh-CN" w:bidi="ar-SA"/>
         </w:rPr>
-        <w:t>时，表明反馈网络的输出与第</w:t>
-      </w:r>
-      <w:r>
-        <w:rPr>
-          <w:rFonts w:ascii="Aptos" w:hAnsi="Aptos" w:eastAsia="宋体" w:cs="Times New Roman"/>
-          <w:sz w:val="24"/>
-          <w:szCs w:val="24"/>
-          <w:lang w:val="en-US" w:eastAsia="zh-CN" w:bidi="ar-SA"/>
-        </w:rPr>
-        <w:t xml:space="preserve"> 1 </w:t>
-      </w:r>
-      <w:r>
-        <w:rPr>
-          <w:rFonts w:hint="eastAsia" w:ascii="Aptos" w:hAnsi="Aptos" w:eastAsia="宋体" w:cs="Times New Roman"/>
-          <w:sz w:val="24"/>
-          <w:szCs w:val="24"/>
-          <w:lang w:val="en-US" w:eastAsia="zh-CN" w:bidi="ar-SA"/>
-        </w:rPr>
         <w:t>级移位寄存器输入相连，</w:t>
       </w:r>
       <m:oMath>
@@ -2691,15 +2566,6 @@
           <m:t>r</m:t>
         </m:r>
       </m:oMath>
-      <w:r>
-        <w:rPr>
-          <w:rFonts w:ascii="Aptos" w:hAnsi="Aptos" w:eastAsia="宋体" w:cs="Times New Roman"/>
-          <w:sz w:val="24"/>
-          <w:szCs w:val="24"/>
-          <w:lang w:val="en-US" w:eastAsia="zh-CN" w:bidi="ar-SA"/>
-        </w:rPr>
-        <w:t xml:space="preserve"> </w:t>
-      </w:r>
       <w:r>
         <w:rPr>
           <w:rFonts w:hint="eastAsia" w:ascii="Aptos" w:hAnsi="Aptos" w:eastAsia="宋体" w:cs="Times New Roman"/>
@@ -2773,13 +2639,23 @@
       </m:oMath>
       <w:r>
         <w:rPr>
-          <w:rFonts w:ascii="Aptos" w:hAnsi="Aptos" w:eastAsia="宋体" w:cs="Times New Roman"/>
+          <w:rFonts w:hint="eastAsia" w:ascii="Aptos" w:hAnsi="Aptos" w:eastAsia="宋体" w:cs="Times New Roman"/>
           <w:sz w:val="24"/>
           <w:szCs w:val="24"/>
           <w:lang w:val="en-US" w:eastAsia="zh-CN" w:bidi="ar-SA"/>
         </w:rPr>
-        <w:t xml:space="preserve"> </w:t>
-      </w:r>
+        <w:t>时，</w:t>
+      </w:r>
+      <m:oMath>
+        <m:r>
+          <m:rPr/>
+          <w:rPr>
+            <w:rFonts w:eastAsia="宋体"/>
+            <w:sz w:val="24"/>
+          </w:rPr>
+          <m:t>r</m:t>
+        </m:r>
+      </m:oMath>
       <w:r>
         <w:rPr>
           <w:rFonts w:hint="eastAsia" w:ascii="Aptos" w:hAnsi="Aptos" w:eastAsia="宋体" w:cs="Times New Roman"/>
@@ -2787,35 +2663,7 @@
           <w:szCs w:val="24"/>
           <w:lang w:val="en-US" w:eastAsia="zh-CN" w:bidi="ar-SA"/>
         </w:rPr>
-        <w:t>时，</w:t>
-      </w:r>
-      <m:oMath>
-        <m:r>
-          <m:rPr/>
-          <w:rPr>
-            <w:rFonts w:eastAsia="宋体"/>
-            <w:sz w:val="24"/>
-          </w:rPr>
-          <m:t>r</m:t>
-        </m:r>
-      </m:oMath>
-      <w:r>
-        <w:rPr>
-          <w:rFonts w:ascii="Aptos" w:hAnsi="Aptos" w:eastAsia="宋体" w:cs="Times New Roman"/>
-          <w:sz w:val="24"/>
-          <w:szCs w:val="24"/>
-          <w:lang w:val="en-US" w:eastAsia="zh-CN" w:bidi="ar-SA"/>
-        </w:rPr>
-        <w:t xml:space="preserve"> </w:t>
-      </w:r>
-      <w:r>
-        <w:rPr>
-          <w:rFonts w:hint="eastAsia" w:ascii="Aptos" w:hAnsi="Aptos" w:eastAsia="宋体" w:cs="Times New Roman"/>
-          <w:sz w:val="24"/>
-          <w:szCs w:val="24"/>
-          <w:lang w:val="en-US" w:eastAsia="zh-CN" w:bidi="ar-SA"/>
-        </w:rPr>
-        <w:t xml:space="preserve">级线性移位寄存器为静态线性移位寄存器，这种情况不在讨论范围内。故 </w:t>
+        <w:t>级线性移位寄存器为静态线性移位寄存器，这种情况不在讨论范围内。故</w:t>
       </w:r>
       <m:oMath>
         <m:sSub>
@@ -2878,17 +2726,6 @@
           </w:rPr>
           <m:t>1</m:t>
         </m:r>
-      </m:oMath>
-      <w:r>
-        <w:rPr>
-          <w:rFonts w:ascii="Aptos" w:hAnsi="Aptos" w:eastAsia="宋体" w:cs="Times New Roman"/>
-          <w:sz w:val="24"/>
-          <w:szCs w:val="24"/>
-          <w:lang w:val="en-US" w:eastAsia="zh-CN" w:bidi="ar-SA"/>
-        </w:rPr>
-        <w:t xml:space="preserve"> </w:t>
-      </w:r>
-      <m:oMath>
         <m:sSub>
           <m:sSubPr>
             <m:ctrlPr>
@@ -2952,13 +2789,23 @@
       </m:oMath>
       <w:r>
         <w:rPr>
-          <w:rFonts w:ascii="Aptos" w:hAnsi="Aptos" w:eastAsia="宋体" w:cs="Times New Roman"/>
+          <w:rFonts w:hint="eastAsia" w:ascii="Aptos" w:hAnsi="Aptos" w:eastAsia="宋体" w:cs="Times New Roman"/>
           <w:sz w:val="24"/>
           <w:szCs w:val="24"/>
           <w:lang w:val="en-US" w:eastAsia="zh-CN" w:bidi="ar-SA"/>
         </w:rPr>
-        <w:t xml:space="preserve"> </w:t>
-      </w:r>
+        <w:t>时，</w:t>
+      </w:r>
+      <m:oMath>
+        <m:r>
+          <m:rPr/>
+          <w:rPr>
+            <w:rFonts w:eastAsia="宋体"/>
+            <w:sz w:val="24"/>
+          </w:rPr>
+          <m:t>r</m:t>
+        </m:r>
+      </m:oMath>
       <w:r>
         <w:rPr>
           <w:rFonts w:hint="eastAsia" w:ascii="Aptos" w:hAnsi="Aptos" w:eastAsia="宋体" w:cs="Times New Roman"/>
@@ -2966,7 +2813,7 @@
           <w:szCs w:val="24"/>
           <w:lang w:val="en-US" w:eastAsia="zh-CN" w:bidi="ar-SA"/>
         </w:rPr>
-        <w:t>时，</w:t>
+        <w:t>级线性移位寄存器为非退化的</w:t>
       </w:r>
       <m:oMath>
         <m:r>
@@ -2980,12 +2827,21 @@
       </m:oMath>
       <w:r>
         <w:rPr>
-          <w:rFonts w:ascii="Aptos" w:hAnsi="Aptos" w:eastAsia="宋体" w:cs="Times New Roman"/>
+          <w:rFonts w:hint="eastAsia" w:ascii="Aptos" w:hAnsi="Aptos" w:eastAsia="宋体" w:cs="Times New Roman"/>
           <w:sz w:val="24"/>
           <w:szCs w:val="24"/>
           <w:lang w:val="en-US" w:eastAsia="zh-CN" w:bidi="ar-SA"/>
         </w:rPr>
-        <w:t xml:space="preserve"> </w:t>
+        <w:t>级线性移位寄存器(其结构见参考图</w:t>
+      </w:r>
+      <w:r>
+        <w:rPr>
+          <w:rFonts w:hint="default" w:ascii="Times New Roman" w:hAnsi="Times New Roman" w:eastAsia="宋体" w:cs="Times New Roman"/>
+          <w:sz w:val="24"/>
+          <w:szCs w:val="24"/>
+          <w:lang w:val="en-US" w:eastAsia="zh-CN" w:bidi="ar-SA"/>
+        </w:rPr>
+        <w:t>3-2</w:t>
       </w:r>
       <w:r>
         <w:rPr>
@@ -2994,16 +2850,7 @@
           <w:szCs w:val="24"/>
           <w:lang w:val="en-US" w:eastAsia="zh-CN" w:bidi="ar-SA"/>
         </w:rPr>
-        <w:t>级线性移位寄存器为非退化的</w:t>
-      </w:r>
-      <w:r>
-        <w:rPr>
-          <w:rFonts w:ascii="Aptos" w:hAnsi="Aptos" w:eastAsia="宋体" w:cs="Times New Roman"/>
-          <w:sz w:val="24"/>
-          <w:szCs w:val="24"/>
-          <w:lang w:val="en-US" w:eastAsia="zh-CN" w:bidi="ar-SA"/>
-        </w:rPr>
-        <w:t xml:space="preserve"> </w:t>
+        <w:t>)。</w:t>
       </w:r>
       <m:oMath>
         <m:r>
@@ -3015,60 +2862,6 @@
           <m:t>r</m:t>
         </m:r>
       </m:oMath>
-      <w:r>
-        <w:rPr>
-          <w:rFonts w:ascii="Aptos" w:hAnsi="Aptos" w:eastAsia="宋体" w:cs="Times New Roman"/>
-          <w:sz w:val="24"/>
-          <w:szCs w:val="24"/>
-          <w:lang w:val="en-US" w:eastAsia="zh-CN" w:bidi="ar-SA"/>
-        </w:rPr>
-        <w:t xml:space="preserve"> </w:t>
-      </w:r>
-      <w:r>
-        <w:rPr>
-          <w:rFonts w:hint="eastAsia" w:ascii="Aptos" w:hAnsi="Aptos" w:eastAsia="宋体" w:cs="Times New Roman"/>
-          <w:sz w:val="24"/>
-          <w:szCs w:val="24"/>
-          <w:lang w:val="en-US" w:eastAsia="zh-CN" w:bidi="ar-SA"/>
-        </w:rPr>
-        <w:t>级线性移位寄存器(其结构见参考图</w:t>
-      </w:r>
-      <w:r>
-        <w:rPr>
-          <w:rFonts w:hint="default" w:ascii="Times New Roman" w:hAnsi="Times New Roman" w:eastAsia="宋体" w:cs="Times New Roman"/>
-          <w:sz w:val="24"/>
-          <w:szCs w:val="24"/>
-          <w:lang w:val="en-US" w:eastAsia="zh-CN" w:bidi="ar-SA"/>
-        </w:rPr>
-        <w:t>3-2</w:t>
-      </w:r>
-      <w:r>
-        <w:rPr>
-          <w:rFonts w:hint="eastAsia" w:ascii="Aptos" w:hAnsi="Aptos" w:eastAsia="宋体" w:cs="Times New Roman"/>
-          <w:sz w:val="24"/>
-          <w:szCs w:val="24"/>
-          <w:lang w:val="en-US" w:eastAsia="zh-CN" w:bidi="ar-SA"/>
-        </w:rPr>
-        <w:t>)。</w:t>
-      </w:r>
-      <m:oMath>
-        <m:r>
-          <m:rPr/>
-          <w:rPr>
-            <w:rFonts w:eastAsia="宋体"/>
-            <w:sz w:val="24"/>
-          </w:rPr>
-          <m:t>r</m:t>
-        </m:r>
-      </m:oMath>
-      <w:r>
-        <w:rPr>
-          <w:rFonts w:ascii="Aptos" w:hAnsi="Aptos" w:eastAsia="宋体" w:cs="Times New Roman"/>
-          <w:kern w:val="0"/>
-          <w:sz w:val="24"/>
-        </w:rPr>
-        <w:t xml:space="preserve"> </w:t>
-      </w:r>
       <w:r>
         <w:rPr>
           <w:rFonts w:hint="eastAsia" w:ascii="Aptos" w:hAnsi="Aptos" w:eastAsia="宋体" w:cs="Times New Roman"/>
@@ -3934,7 +3727,7 @@
           <w:szCs w:val="24"/>
           <w:lang w:val="en-US" w:eastAsia="zh-CN"/>
         </w:rPr>
-        <w:t>（补充樊昌信 特征方程、特征多项式 ，母函数）</w:t>
+        <w:t>（补充樊昌信特征方程、特征多项式，母函数）</w:t>
       </w:r>
     </w:p>
     <w:p>
@@ -4082,7 +3875,7 @@
           <w:sz w:val="24"/>
           <w:lang w:val="en-US" w:eastAsia="zh-CN"/>
         </w:rPr>
-        <w:t>一个 4级线性反馈</w:t>
+        <w:t>一个4级线性反馈</w:t>
       </w:r>
       <w:r>
         <w:rPr>
@@ -4447,13 +4240,269 @@
         </w:rPr>
         <w:t>相加产生新的输入</w:t>
       </w:r>
+      <m:oMath>
+        <m:sSub>
+          <m:sSubPr>
+            <m:ctrlPr>
+              <w:rPr>
+                <w:rFonts w:hint="default" w:ascii="Cambria Math" w:hAnsi="Cambria Math" w:eastAsia="宋体"/>
+                <w:sz w:val="24"/>
+              </w:rPr>
+            </m:ctrlPr>
+          </m:sSubPr>
+          <m:e>
+            <m:r>
+              <m:rPr/>
+              <w:rPr>
+                <w:rFonts w:hint="default" w:ascii="Cambria Math" w:hAnsi="Cambria Math" w:eastAsia="宋体"/>
+                <w:sz w:val="24"/>
+              </w:rPr>
+              <m:t>a</m:t>
+            </m:r>
+            <m:ctrlPr>
+              <w:rPr>
+                <w:rFonts w:ascii="Cambria Math" w:hAnsi="Cambria Math" w:eastAsia="宋体"/>
+                <w:sz w:val="24"/>
+              </w:rPr>
+            </m:ctrlPr>
+          </m:e>
+          <m:sub>
+            <m:r>
+              <m:rPr/>
+              <w:rPr>
+                <w:rFonts w:hint="default" w:ascii="Cambria Math" w:hAnsi="Cambria Math" w:eastAsia="宋体"/>
+                <w:sz w:val="24"/>
+              </w:rPr>
+              <m:t>4</m:t>
+            </m:r>
+            <m:ctrlPr>
+              <w:rPr>
+                <w:rFonts w:ascii="Cambria Math" w:hAnsi="Cambria Math" w:eastAsia="宋体"/>
+                <w:sz w:val="24"/>
+              </w:rPr>
+            </m:ctrlPr>
+          </m:sub>
+        </m:sSub>
+        <m:r>
+          <m:rPr/>
+          <w:rPr>
+            <w:rFonts w:hint="default" w:ascii="Cambria Math" w:hAnsi="Cambria Math" w:eastAsia="宋体"/>
+            <w:sz w:val="24"/>
+          </w:rPr>
+          <m:t>=1</m:t>
+        </m:r>
+        <m:r>
+          <m:rPr/>
+          <w:rPr>
+            <w:rFonts w:hint="default" w:ascii="Cambria Math" w:hAnsi="Cambria Math" w:eastAsia="宋体" w:cs="Cambria Math"/>
+            <w:sz w:val="24"/>
+          </w:rPr>
+          <m:t>⨁</m:t>
+        </m:r>
+        <m:r>
+          <m:rPr/>
+          <w:rPr>
+            <w:rFonts w:hint="eastAsia" w:ascii="Cambria Math" w:hAnsi="Cambria Math"/>
+            <w:sz w:val="24"/>
+            <w:lang w:val="en-US" w:eastAsia="zh-CN"/>
+          </w:rPr>
+          <m:t>0=1</m:t>
+        </m:r>
+      </m:oMath>
+      <w:r>
+        <w:rPr>
+          <w:rFonts w:hint="eastAsia" w:hAnsi="Cambria Math"/>
+          <w:i w:val="0"/>
+          <w:sz w:val="24"/>
+          <w:lang w:val="en-US" w:eastAsia="zh-CN"/>
+        </w:rPr>
+        <w:t>，</w:t>
+      </w:r>
+      <m:oMath>
+        <m:sSub>
+          <m:sSubPr>
+            <m:ctrlPr>
+              <w:rPr>
+                <w:rFonts w:hint="default" w:ascii="Cambria Math"/>
+              </w:rPr>
+            </m:ctrlPr>
+          </m:sSubPr>
+          <m:e>
+            <m:r>
+              <m:rPr/>
+              <w:rPr>
+                <w:rFonts w:hint="default" w:ascii="Cambria Math"/>
+              </w:rPr>
+              <m:t>a</m:t>
+            </m:r>
+            <m:ctrlPr>
+              <w:rPr>
+                <w:rFonts w:hint="default" w:ascii="Cambria Math"/>
+              </w:rPr>
+            </m:ctrlPr>
+          </m:e>
+          <m:sub>
+            <m:r>
+              <m:rPr/>
+              <w:rPr>
+                <w:rFonts w:hint="default" w:ascii="Cambria Math"/>
+              </w:rPr>
+              <m:t>3</m:t>
+            </m:r>
+            <m:ctrlPr>
+              <w:rPr>
+                <w:rFonts w:hint="default" w:ascii="Cambria Math"/>
+              </w:rPr>
+            </m:ctrlPr>
+          </m:sub>
+        </m:sSub>
+      </m:oMath>
+      <w:r>
+        <w:rPr>
+          <w:rFonts w:hint="eastAsia"/>
+          <w:i w:val="0"/>
+          <w:lang w:eastAsia="zh-CN"/>
+        </w:rPr>
+        <w:t>和</w:t>
+      </w:r>
+      <m:oMath>
+        <m:sSub>
+          <m:sSubPr>
+            <m:ctrlPr>
+              <w:rPr>
+                <w:rFonts w:hint="default" w:ascii="Cambria Math"/>
+              </w:rPr>
+            </m:ctrlPr>
+          </m:sSubPr>
+          <m:e>
+            <m:r>
+              <m:rPr/>
+              <w:rPr>
+                <w:rFonts w:hint="default" w:ascii="Cambria Math"/>
+              </w:rPr>
+              <m:t>a</m:t>
+            </m:r>
+            <m:ctrlPr>
+              <w:rPr>
+                <w:rFonts w:hint="default" w:ascii="Cambria Math"/>
+              </w:rPr>
+            </m:ctrlPr>
+          </m:e>
+          <m:sub>
+            <m:r>
+              <m:rPr/>
+              <w:rPr>
+                <w:rFonts w:hint="eastAsia" w:ascii="Cambria Math"/>
+                <w:lang w:val="en-US" w:eastAsia="zh-CN"/>
+              </w:rPr>
+              <m:t>2</m:t>
+            </m:r>
+            <m:ctrlPr>
+              <w:rPr>
+                <w:rFonts w:hint="default" w:ascii="Cambria Math"/>
+              </w:rPr>
+            </m:ctrlPr>
+          </m:sub>
+        </m:sSub>
+      </m:oMath>
+      <w:r>
+        <w:rPr>
+          <w:rFonts w:hint="eastAsia"/>
+          <w:i w:val="0"/>
+          <w:lang w:eastAsia="zh-CN"/>
+        </w:rPr>
+        <w:t>模</w:t>
+      </w:r>
+      <w:r>
+        <w:rPr>
+          <w:rFonts w:hint="default" w:ascii="Times New Roman" w:hAnsi="Times New Roman" w:cs="Times New Roman"/>
+          <w:i w:val="0"/>
+          <w:lang w:eastAsia="zh-CN"/>
+        </w:rPr>
+        <w:t>2</w:t>
+      </w:r>
+      <w:r>
+        <w:rPr>
+          <w:rFonts w:hint="eastAsia"/>
+          <w:i w:val="0"/>
+          <w:lang w:eastAsia="zh-CN"/>
+        </w:rPr>
+        <w:t>相加产生</w:t>
+      </w:r>
+      <m:oMath>
+        <m:sSub>
+          <m:sSubPr>
+            <m:ctrlPr>
+              <w:rPr>
+                <w:rFonts w:hint="default" w:ascii="Cambria Math" w:hAnsi="Cambria Math" w:eastAsia="宋体"/>
+                <w:sz w:val="24"/>
+              </w:rPr>
+            </m:ctrlPr>
+          </m:sSubPr>
+          <m:e>
+            <m:r>
+              <m:rPr/>
+              <w:rPr>
+                <w:rFonts w:hint="default" w:ascii="Cambria Math" w:hAnsi="Cambria Math" w:eastAsia="宋体"/>
+                <w:sz w:val="24"/>
+              </w:rPr>
+              <m:t>a</m:t>
+            </m:r>
+            <m:ctrlPr>
+              <w:rPr>
+                <w:rFonts w:ascii="Cambria Math" w:hAnsi="Cambria Math" w:eastAsia="宋体"/>
+                <w:sz w:val="24"/>
+              </w:rPr>
+            </m:ctrlPr>
+          </m:e>
+          <m:sub>
+            <m:r>
+              <m:rPr>
+                <m:sty m:val="p"/>
+              </m:rPr>
+              <w:rPr>
+                <w:rFonts w:hint="eastAsia" w:ascii="Cambria Math" w:hAnsi="Cambria Math"/>
+                <w:sz w:val="24"/>
+                <w:lang w:val="en-US" w:eastAsia="zh-CN"/>
+              </w:rPr>
+              <m:t>3</m:t>
+            </m:r>
+            <m:ctrlPr>
+              <w:rPr>
+                <w:rFonts w:ascii="Cambria Math" w:hAnsi="Cambria Math" w:eastAsia="宋体"/>
+                <w:sz w:val="24"/>
+              </w:rPr>
+            </m:ctrlPr>
+          </m:sub>
+        </m:sSub>
+        <m:r>
+          <m:rPr>
+            <m:sty m:val="p"/>
+          </m:rPr>
+          <w:rPr>
+            <w:rFonts w:hint="eastAsia" w:ascii="Cambria Math" w:hAnsi="Cambria Math"/>
+            <w:sz w:val="24"/>
+            <w:lang w:val="en-US" w:eastAsia="zh-CN"/>
+          </w:rPr>
+          <m:t>=1</m:t>
+        </m:r>
+      </m:oMath>
+      <w:r>
+        <w:rPr>
+          <w:rFonts w:hint="eastAsia" w:hAnsi="Cambria Math"/>
+          <w:i w:val="0"/>
+          <w:sz w:val="24"/>
+          <w:lang w:val="en-US" w:eastAsia="zh-CN"/>
+        </w:rPr>
+        <w:t>。</w:t>
+      </w:r>
       <w:r>
         <w:rPr>
           <w:rFonts w:hint="eastAsia"/>
           <w:i w:val="0"/>
           <w:lang w:val="en-US" w:eastAsia="zh-CN"/>
         </w:rPr>
-        <w:t xml:space="preserve"> </w:t>
+        <w:t>以此类推，</w:t>
       </w:r>
       <m:oMath>
         <m:sSub>
@@ -4483,12 +4532,15 @@
           </m:e>
           <m:sub>
             <m:r>
-              <m:rPr/>
-              <w:rPr>
-                <w:rFonts w:hint="default" w:ascii="Cambria Math" w:hAnsi="Cambria Math" w:eastAsia="宋体"/>
-                <w:sz w:val="24"/>
-              </w:rPr>
-              <m:t>4</m:t>
+              <m:rPr>
+                <m:sty m:val="p"/>
+              </m:rPr>
+              <w:rPr>
+                <w:rFonts w:hint="eastAsia" w:ascii="Cambria Math" w:hAnsi="Cambria Math"/>
+                <w:sz w:val="24"/>
+                <w:lang w:val="en-US" w:eastAsia="zh-CN"/>
+              </w:rPr>
+              <m:t>2</m:t>
             </m:r>
             <m:ctrlPr>
               <w:rPr>
@@ -4499,29 +4551,71 @@
           </m:sub>
         </m:sSub>
         <m:r>
-          <m:rPr/>
-          <w:rPr>
-            <w:rFonts w:hint="default" w:ascii="Cambria Math" w:hAnsi="Cambria Math" w:eastAsia="宋体"/>
-            <w:sz w:val="24"/>
-          </w:rPr>
-          <m:t>=1</m:t>
-        </m:r>
-        <m:r>
-          <m:rPr/>
-          <w:rPr>
-            <w:rFonts w:hint="default" w:ascii="Cambria Math" w:hAnsi="Cambria Math" w:eastAsia="宋体" w:cs="Cambria Math"/>
-            <w:sz w:val="24"/>
-          </w:rPr>
-          <m:t>⨁</m:t>
-        </m:r>
-        <m:r>
-          <m:rPr/>
+          <m:rPr>
+            <m:sty m:val="p"/>
+          </m:rPr>
           <w:rPr>
             <w:rFonts w:hint="eastAsia" w:ascii="Cambria Math" w:hAnsi="Cambria Math"/>
             <w:sz w:val="24"/>
             <w:lang w:val="en-US" w:eastAsia="zh-CN"/>
           </w:rPr>
-          <m:t>0=1</m:t>
+          <m:t>=0、</m:t>
+        </m:r>
+        <m:sSub>
+          <m:sSubPr>
+            <m:ctrlPr>
+              <w:rPr>
+                <w:rFonts w:hint="default" w:ascii="Cambria Math" w:hAnsi="Cambria Math" w:eastAsia="宋体"/>
+                <w:sz w:val="24"/>
+              </w:rPr>
+            </m:ctrlPr>
+          </m:sSubPr>
+          <m:e>
+            <m:r>
+              <m:rPr/>
+              <w:rPr>
+                <w:rFonts w:hint="default" w:ascii="Cambria Math" w:hAnsi="Cambria Math" w:eastAsia="宋体"/>
+                <w:sz w:val="24"/>
+              </w:rPr>
+              <m:t>a</m:t>
+            </m:r>
+            <m:ctrlPr>
+              <w:rPr>
+                <w:rFonts w:ascii="Cambria Math" w:hAnsi="Cambria Math" w:eastAsia="宋体"/>
+                <w:sz w:val="24"/>
+              </w:rPr>
+            </m:ctrlPr>
+          </m:e>
+          <m:sub>
+            <m:r>
+              <m:rPr>
+                <m:sty m:val="p"/>
+              </m:rPr>
+              <w:rPr>
+                <w:rFonts w:hint="eastAsia" w:ascii="Cambria Math" w:hAnsi="Cambria Math"/>
+                <w:sz w:val="24"/>
+                <w:lang w:val="en-US" w:eastAsia="zh-CN"/>
+              </w:rPr>
+              <m:t>1</m:t>
+            </m:r>
+            <m:ctrlPr>
+              <w:rPr>
+                <w:rFonts w:ascii="Cambria Math" w:hAnsi="Cambria Math" w:eastAsia="宋体"/>
+                <w:sz w:val="24"/>
+              </w:rPr>
+            </m:ctrlPr>
+          </m:sub>
+        </m:sSub>
+        <m:r>
+          <m:rPr>
+            <m:sty m:val="p"/>
+          </m:rPr>
+          <w:rPr>
+            <w:rFonts w:hint="eastAsia" w:ascii="Cambria Math" w:hAnsi="Cambria Math"/>
+            <w:sz w:val="24"/>
+            <w:lang w:val="en-US" w:eastAsia="zh-CN"/>
+          </w:rPr>
+          <m:t>=0</m:t>
         </m:r>
       </m:oMath>
       <w:r>
@@ -4529,16 +4623,34 @@
           <w:rFonts w:hint="eastAsia" w:hAnsi="Cambria Math"/>
           <w:i w:val="0"/>
           <w:sz w:val="24"/>
+          <w:lang w:eastAsia="zh-CN"/>
+        </w:rPr>
+        <w:t>。</w:t>
+      </w:r>
+      <w:r>
+        <w:rPr>
+          <w:rFonts w:hint="eastAsia" w:hAnsi="Cambria Math"/>
+          <w:i w:val="0"/>
+          <w:sz w:val="24"/>
           <w:lang w:val="en-US" w:eastAsia="zh-CN"/>
         </w:rPr>
-        <w:t>，</w:t>
+        <w:t>新的状态变为</w:t>
       </w:r>
       <m:oMath>
+        <m:r>
+          <m:rPr/>
+          <w:rPr>
+            <w:rFonts w:hint="default" w:ascii="Cambria Math" w:hAnsi="Cambria Math"/>
+            <w:sz w:val="24"/>
+          </w:rPr>
+          <m:t>(</m:t>
+        </m:r>
         <m:sSub>
           <m:sSubPr>
             <m:ctrlPr>
               <w:rPr>
-                <w:rFonts w:hint="default" w:ascii="Cambria Math"/>
+                <w:rFonts w:hint="default" w:ascii="Cambria Math" w:hAnsi="Cambria Math"/>
+                <w:sz w:val="24"/>
               </w:rPr>
             </m:ctrlPr>
           </m:sSubPr>
@@ -4546,13 +4658,15 @@
             <m:r>
               <m:rPr/>
               <w:rPr>
-                <w:rFonts w:hint="default" w:ascii="Cambria Math"/>
+                <w:rFonts w:hint="default" w:ascii="Cambria Math" w:hAnsi="Cambria Math"/>
+                <w:sz w:val="24"/>
               </w:rPr>
               <m:t>a</m:t>
             </m:r>
             <m:ctrlPr>
               <w:rPr>
-                <w:rFonts w:hint="default" w:ascii="Cambria Math"/>
+                <w:rFonts w:ascii="Cambria Math" w:hAnsi="Cambria Math"/>
+                <w:sz w:val="24"/>
               </w:rPr>
             </m:ctrlPr>
           </m:e>
@@ -4560,17 +4674,177 @@
             <m:r>
               <m:rPr/>
               <w:rPr>
-                <w:rFonts w:hint="default" w:ascii="Cambria Math"/>
-              </w:rPr>
-              <m:t>3</m:t>
-            </m:r>
-            <m:ctrlPr>
-              <w:rPr>
-                <w:rFonts w:hint="default" w:ascii="Cambria Math"/>
+                <w:rFonts w:hint="default" w:ascii="Cambria Math" w:hAnsi="Cambria Math"/>
+                <w:sz w:val="24"/>
+              </w:rPr>
+              <m:t>4</m:t>
+            </m:r>
+            <m:ctrlPr>
+              <w:rPr>
+                <w:rFonts w:ascii="Cambria Math" w:hAnsi="Cambria Math"/>
+                <w:sz w:val="24"/>
               </w:rPr>
             </m:ctrlPr>
           </m:sub>
         </m:sSub>
+        <m:r>
+          <m:rPr/>
+          <w:rPr>
+            <w:rFonts w:hint="default" w:ascii="Cambria Math" w:hAnsi="Cambria Math"/>
+            <w:sz w:val="24"/>
+          </w:rPr>
+          <m:t>,</m:t>
+        </m:r>
+        <m:sSub>
+          <m:sSubPr>
+            <m:ctrlPr>
+              <w:rPr>
+                <w:rFonts w:hint="default" w:ascii="Cambria Math" w:hAnsi="Cambria Math"/>
+                <w:sz w:val="24"/>
+              </w:rPr>
+            </m:ctrlPr>
+          </m:sSubPr>
+          <m:e>
+            <m:r>
+              <m:rPr/>
+              <w:rPr>
+                <w:rFonts w:hint="default" w:ascii="Cambria Math" w:hAnsi="Cambria Math"/>
+                <w:sz w:val="24"/>
+              </w:rPr>
+              <m:t>a</m:t>
+            </m:r>
+            <m:ctrlPr>
+              <w:rPr>
+                <w:rFonts w:ascii="Cambria Math" w:hAnsi="Cambria Math"/>
+                <w:sz w:val="24"/>
+              </w:rPr>
+            </m:ctrlPr>
+          </m:e>
+          <m:sub>
+            <m:r>
+              <m:rPr/>
+              <w:rPr>
+                <w:rFonts w:hint="default" w:ascii="Cambria Math" w:hAnsi="Cambria Math"/>
+                <w:sz w:val="24"/>
+              </w:rPr>
+              <m:t>3</m:t>
+            </m:r>
+            <m:ctrlPr>
+              <w:rPr>
+                <w:rFonts w:ascii="Cambria Math" w:hAnsi="Cambria Math"/>
+                <w:sz w:val="24"/>
+              </w:rPr>
+            </m:ctrlPr>
+          </m:sub>
+        </m:sSub>
+        <m:r>
+          <m:rPr/>
+          <w:rPr>
+            <w:rFonts w:hint="default" w:ascii="Cambria Math" w:hAnsi="Cambria Math"/>
+            <w:sz w:val="24"/>
+          </w:rPr>
+          <m:t>,</m:t>
+        </m:r>
+        <m:sSub>
+          <m:sSubPr>
+            <m:ctrlPr>
+              <w:rPr>
+                <w:rFonts w:hint="default" w:ascii="Cambria Math" w:hAnsi="Cambria Math"/>
+                <w:sz w:val="24"/>
+              </w:rPr>
+            </m:ctrlPr>
+          </m:sSubPr>
+          <m:e>
+            <m:r>
+              <m:rPr/>
+              <w:rPr>
+                <w:rFonts w:hint="default" w:ascii="Cambria Math" w:hAnsi="Cambria Math"/>
+                <w:sz w:val="24"/>
+              </w:rPr>
+              <m:t>a</m:t>
+            </m:r>
+            <m:ctrlPr>
+              <w:rPr>
+                <w:rFonts w:ascii="Cambria Math" w:hAnsi="Cambria Math"/>
+                <w:sz w:val="24"/>
+              </w:rPr>
+            </m:ctrlPr>
+          </m:e>
+          <m:sub>
+            <m:r>
+              <m:rPr/>
+              <w:rPr>
+                <w:rFonts w:hint="default" w:ascii="Cambria Math" w:hAnsi="Cambria Math"/>
+                <w:sz w:val="24"/>
+              </w:rPr>
+              <m:t>2</m:t>
+            </m:r>
+            <m:ctrlPr>
+              <w:rPr>
+                <w:rFonts w:ascii="Cambria Math" w:hAnsi="Cambria Math"/>
+                <w:sz w:val="24"/>
+              </w:rPr>
+            </m:ctrlPr>
+          </m:sub>
+        </m:sSub>
+        <m:r>
+          <m:rPr/>
+          <w:rPr>
+            <w:rFonts w:hint="default" w:ascii="Cambria Math" w:hAnsi="Cambria Math"/>
+            <w:sz w:val="24"/>
+          </w:rPr>
+          <m:t>,</m:t>
+        </m:r>
+        <m:sSub>
+          <m:sSubPr>
+            <m:ctrlPr>
+              <w:rPr>
+                <w:rFonts w:hint="default" w:ascii="Cambria Math" w:hAnsi="Cambria Math"/>
+                <w:sz w:val="24"/>
+              </w:rPr>
+            </m:ctrlPr>
+          </m:sSubPr>
+          <m:e>
+            <m:r>
+              <m:rPr/>
+              <w:rPr>
+                <w:rFonts w:hint="default" w:ascii="Cambria Math" w:hAnsi="Cambria Math"/>
+                <w:sz w:val="24"/>
+              </w:rPr>
+              <m:t>a</m:t>
+            </m:r>
+            <m:ctrlPr>
+              <w:rPr>
+                <w:rFonts w:ascii="Cambria Math" w:hAnsi="Cambria Math"/>
+                <w:sz w:val="24"/>
+              </w:rPr>
+            </m:ctrlPr>
+          </m:e>
+          <m:sub>
+            <m:r>
+              <m:rPr/>
+              <w:rPr>
+                <w:rFonts w:hint="default" w:ascii="Cambria Math" w:hAnsi="Cambria Math"/>
+                <w:sz w:val="24"/>
+              </w:rPr>
+              <m:t>1</m:t>
+            </m:r>
+            <m:ctrlPr>
+              <w:rPr>
+                <w:rFonts w:ascii="Cambria Math" w:hAnsi="Cambria Math"/>
+                <w:sz w:val="24"/>
+              </w:rPr>
+            </m:ctrlPr>
+          </m:sub>
+        </m:sSub>
+        <m:r>
+          <m:rPr/>
+          <w:rPr>
+            <w:rFonts w:hint="default" w:ascii="Cambria Math" w:hAnsi="Cambria Math"/>
+            <w:sz w:val="24"/>
+          </w:rPr>
+          <m:t>)=(1,1,0,0)</m:t>
+        </m:r>
       </m:oMath>
       <w:r>
         <w:rPr>
@@ -4578,47 +4852,22 @@
           <w:i w:val="0"/>
           <w:lang w:eastAsia="zh-CN"/>
         </w:rPr>
-        <w:t>和</w:t>
+        <w:t>。这样移位15次后又回到初始状态</w:t>
       </w:r>
       <m:oMath>
-        <m:sSub>
-          <m:sSubPr>
-            <m:ctrlPr>
-              <w:rPr>
-                <w:rFonts w:hint="default" w:ascii="Cambria Math"/>
-              </w:rPr>
-            </m:ctrlPr>
-          </m:sSubPr>
-          <m:e>
-            <m:r>
-              <m:rPr/>
-              <w:rPr>
-                <w:rFonts w:hint="default" w:ascii="Cambria Math"/>
-              </w:rPr>
-              <m:t>a</m:t>
-            </m:r>
-            <m:ctrlPr>
-              <w:rPr>
-                <w:rFonts w:hint="default" w:ascii="Cambria Math"/>
-              </w:rPr>
-            </m:ctrlPr>
-          </m:e>
-          <m:sub>
-            <m:r>
-              <m:rPr/>
-              <w:rPr>
-                <w:rFonts w:hint="eastAsia" w:ascii="Cambria Math"/>
-                <w:lang w:val="en-US" w:eastAsia="zh-CN"/>
-              </w:rPr>
-              <m:t>2</m:t>
-            </m:r>
-            <m:ctrlPr>
-              <w:rPr>
-                <w:rFonts w:hint="default" w:ascii="Cambria Math"/>
-              </w:rPr>
-            </m:ctrlPr>
-          </m:sub>
-        </m:sSub>
+        <m:r>
+          <m:rPr>
+            <m:sty m:val="p"/>
+          </m:rPr>
+          <w:rPr>
+            <w:rFonts w:hint="eastAsia" w:ascii="Cambria Math" w:hAnsi="Cambria Math" w:cs="宋体"/>
+            <w:kern w:val="0"/>
+            <w:sz w:val="24"/>
+            <w:szCs w:val="24"/>
+            <w:lang w:val="en-US" w:eastAsia="zh-CN" w:bidi="ar"/>
+          </w:rPr>
+          <m:t>(1,0,0,0)</m:t>
+        </m:r>
       </m:oMath>
       <w:r>
         <w:rPr>
@@ -4626,7 +4875,23 @@
           <w:i w:val="0"/>
           <w:lang w:eastAsia="zh-CN"/>
         </w:rPr>
-        <w:t>模</w:t>
+        <w:t>。</w:t>
+      </w:r>
+      <w:r>
+        <w:rPr>
+          <w:rFonts w:hint="eastAsia"/>
+          <w:i w:val="0"/>
+          <w:lang w:val="en-US" w:eastAsia="zh-CN"/>
+        </w:rPr>
+        <w:t>需要注意</w:t>
+      </w:r>
+      <w:r>
+        <w:rPr>
+          <w:rFonts w:hint="eastAsia"/>
+          <w:i w:val="0"/>
+          <w:lang w:eastAsia="zh-CN"/>
+        </w:rPr>
+        <w:t>，若初始状态为全</w:t>
       </w:r>
       <w:r>
         <w:rPr>
@@ -4634,7 +4899,7 @@
           <w:i w:val="0"/>
           <w:lang w:eastAsia="zh-CN"/>
         </w:rPr>
-        <w:t>2</w:t>
+        <w:t>“0”</w:t>
       </w:r>
       <w:r>
         <w:rPr>
@@ -4642,431 +4907,21 @@
           <w:i w:val="0"/>
           <w:lang w:eastAsia="zh-CN"/>
         </w:rPr>
-        <w:t>相加产生</w:t>
-      </w:r>
-      <w:r>
-        <w:rPr>
-          <w:rFonts w:hint="eastAsia"/>
-          <w:i w:val="0"/>
-          <w:lang w:val="en-US" w:eastAsia="zh-CN"/>
-        </w:rPr>
-        <w:t xml:space="preserve"> </w:t>
+        <w:t>，即</w:t>
       </w:r>
       <m:oMath>
-        <m:sSub>
-          <m:sSubPr>
-            <m:ctrlPr>
-              <w:rPr>
-                <w:rFonts w:hint="default" w:ascii="Cambria Math" w:hAnsi="Cambria Math" w:eastAsia="宋体"/>
-                <w:sz w:val="24"/>
-              </w:rPr>
-            </m:ctrlPr>
-          </m:sSubPr>
-          <m:e>
-            <m:r>
-              <m:rPr/>
-              <w:rPr>
-                <w:rFonts w:hint="default" w:ascii="Cambria Math" w:hAnsi="Cambria Math" w:eastAsia="宋体"/>
-                <w:sz w:val="24"/>
-              </w:rPr>
-              <m:t>a</m:t>
-            </m:r>
-            <m:ctrlPr>
-              <w:rPr>
-                <w:rFonts w:ascii="Cambria Math" w:hAnsi="Cambria Math" w:eastAsia="宋体"/>
-                <w:sz w:val="24"/>
-              </w:rPr>
-            </m:ctrlPr>
-          </m:e>
-          <m:sub>
-            <m:r>
-              <m:rPr>
-                <m:sty m:val="p"/>
-              </m:rPr>
-              <w:rPr>
-                <w:rFonts w:hint="eastAsia" w:ascii="Cambria Math" w:hAnsi="Cambria Math"/>
-                <w:sz w:val="24"/>
-                <w:lang w:val="en-US" w:eastAsia="zh-CN"/>
-              </w:rPr>
-              <m:t>3</m:t>
-            </m:r>
-            <m:ctrlPr>
-              <w:rPr>
-                <w:rFonts w:ascii="Cambria Math" w:hAnsi="Cambria Math" w:eastAsia="宋体"/>
-                <w:sz w:val="24"/>
-              </w:rPr>
-            </m:ctrlPr>
-          </m:sub>
-        </m:sSub>
         <m:r>
           <m:rPr>
             <m:sty m:val="p"/>
           </m:rPr>
           <w:rPr>
-            <w:rFonts w:hint="eastAsia" w:ascii="Cambria Math" w:hAnsi="Cambria Math"/>
-            <w:sz w:val="24"/>
-            <w:lang w:val="en-US" w:eastAsia="zh-CN"/>
-          </w:rPr>
-          <m:t>=1</m:t>
-        </m:r>
-      </m:oMath>
-      <w:r>
-        <w:rPr>
-          <w:rFonts w:hint="eastAsia" w:hAnsi="Cambria Math"/>
-          <w:i w:val="0"/>
-          <w:sz w:val="24"/>
-          <w:lang w:val="en-US" w:eastAsia="zh-CN"/>
-        </w:rPr>
-        <w:t>。</w:t>
-      </w:r>
-      <w:r>
-        <w:rPr>
-          <w:rFonts w:hint="eastAsia"/>
-          <w:i w:val="0"/>
-          <w:lang w:val="en-US" w:eastAsia="zh-CN"/>
-        </w:rPr>
-        <w:t>以此类推，</w:t>
-      </w:r>
-      <m:oMath>
-        <m:sSub>
-          <m:sSubPr>
-            <m:ctrlPr>
-              <w:rPr>
-                <w:rFonts w:hint="default" w:ascii="Cambria Math" w:hAnsi="Cambria Math" w:eastAsia="宋体"/>
-                <w:sz w:val="24"/>
-              </w:rPr>
-            </m:ctrlPr>
-          </m:sSubPr>
-          <m:e>
-            <m:r>
-              <m:rPr/>
-              <w:rPr>
-                <w:rFonts w:hint="default" w:ascii="Cambria Math" w:hAnsi="Cambria Math" w:eastAsia="宋体"/>
-                <w:sz w:val="24"/>
-              </w:rPr>
-              <m:t>a</m:t>
-            </m:r>
-            <m:ctrlPr>
-              <w:rPr>
-                <w:rFonts w:ascii="Cambria Math" w:hAnsi="Cambria Math" w:eastAsia="宋体"/>
-                <w:sz w:val="24"/>
-              </w:rPr>
-            </m:ctrlPr>
-          </m:e>
-          <m:sub>
-            <m:r>
-              <m:rPr>
-                <m:sty m:val="p"/>
-              </m:rPr>
-              <w:rPr>
-                <w:rFonts w:hint="eastAsia" w:ascii="Cambria Math" w:hAnsi="Cambria Math"/>
-                <w:sz w:val="24"/>
-                <w:lang w:val="en-US" w:eastAsia="zh-CN"/>
-              </w:rPr>
-              <m:t>2</m:t>
-            </m:r>
-            <m:ctrlPr>
-              <w:rPr>
-                <w:rFonts w:ascii="Cambria Math" w:hAnsi="Cambria Math" w:eastAsia="宋体"/>
-                <w:sz w:val="24"/>
-              </w:rPr>
-            </m:ctrlPr>
-          </m:sub>
-        </m:sSub>
-        <m:r>
-          <m:rPr>
-            <m:sty m:val="p"/>
-          </m:rPr>
-          <w:rPr>
-            <w:rFonts w:hint="eastAsia" w:ascii="Cambria Math" w:hAnsi="Cambria Math"/>
-            <w:sz w:val="24"/>
-            <w:lang w:val="en-US" w:eastAsia="zh-CN"/>
-          </w:rPr>
-          <m:t>=0、</m:t>
-        </m:r>
-        <m:sSub>
-          <m:sSubPr>
-            <m:ctrlPr>
-              <w:rPr>
-                <w:rFonts w:hint="default" w:ascii="Cambria Math" w:hAnsi="Cambria Math" w:eastAsia="宋体"/>
-                <w:sz w:val="24"/>
-              </w:rPr>
-            </m:ctrlPr>
-          </m:sSubPr>
-          <m:e>
-            <m:r>
-              <m:rPr/>
-              <w:rPr>
-                <w:rFonts w:hint="default" w:ascii="Cambria Math" w:hAnsi="Cambria Math" w:eastAsia="宋体"/>
-                <w:sz w:val="24"/>
-              </w:rPr>
-              <m:t>a</m:t>
-            </m:r>
-            <m:ctrlPr>
-              <w:rPr>
-                <w:rFonts w:ascii="Cambria Math" w:hAnsi="Cambria Math" w:eastAsia="宋体"/>
-                <w:sz w:val="24"/>
-              </w:rPr>
-            </m:ctrlPr>
-          </m:e>
-          <m:sub>
-            <m:r>
-              <m:rPr>
-                <m:sty m:val="p"/>
-              </m:rPr>
-              <w:rPr>
-                <w:rFonts w:hint="eastAsia" w:ascii="Cambria Math" w:hAnsi="Cambria Math"/>
-                <w:sz w:val="24"/>
-                <w:lang w:val="en-US" w:eastAsia="zh-CN"/>
-              </w:rPr>
-              <m:t>1</m:t>
-            </m:r>
-            <m:ctrlPr>
-              <w:rPr>
-                <w:rFonts w:ascii="Cambria Math" w:hAnsi="Cambria Math" w:eastAsia="宋体"/>
-                <w:sz w:val="24"/>
-              </w:rPr>
-            </m:ctrlPr>
-          </m:sub>
-        </m:sSub>
-        <m:r>
-          <m:rPr>
-            <m:sty m:val="p"/>
-          </m:rPr>
-          <w:rPr>
-            <w:rFonts w:hint="eastAsia" w:ascii="Cambria Math" w:hAnsi="Cambria Math"/>
-            <w:sz w:val="24"/>
-            <w:lang w:val="en-US" w:eastAsia="zh-CN"/>
-          </w:rPr>
-          <m:t>=0</m:t>
-        </m:r>
-      </m:oMath>
-      <w:r>
-        <w:rPr>
-          <w:rFonts w:hint="eastAsia" w:hAnsi="Cambria Math"/>
-          <w:i w:val="0"/>
-          <w:sz w:val="24"/>
-          <w:lang w:eastAsia="zh-CN"/>
-        </w:rPr>
-        <w:t>。</w:t>
-      </w:r>
-      <w:r>
-        <w:rPr>
-          <w:rFonts w:hint="eastAsia" w:hAnsi="Cambria Math"/>
-          <w:i w:val="0"/>
-          <w:sz w:val="24"/>
-          <w:lang w:val="en-US" w:eastAsia="zh-CN"/>
-        </w:rPr>
-        <w:t>新的状态变为</w:t>
-      </w:r>
-      <m:oMath>
-        <m:r>
-          <m:rPr/>
-          <w:rPr>
-            <w:rFonts w:hint="default" w:ascii="Cambria Math" w:hAnsi="Cambria Math"/>
-            <w:sz w:val="24"/>
-          </w:rPr>
-          <m:t>(</m:t>
-        </m:r>
-        <m:sSub>
-          <m:sSubPr>
-            <m:ctrlPr>
-              <w:rPr>
-                <w:rFonts w:hint="default" w:ascii="Cambria Math" w:hAnsi="Cambria Math"/>
-                <w:sz w:val="24"/>
-              </w:rPr>
-            </m:ctrlPr>
-          </m:sSubPr>
-          <m:e>
-            <m:r>
-              <m:rPr/>
-              <w:rPr>
-                <w:rFonts w:hint="default" w:ascii="Cambria Math" w:hAnsi="Cambria Math"/>
-                <w:sz w:val="24"/>
-              </w:rPr>
-              <m:t>a</m:t>
-            </m:r>
-            <m:ctrlPr>
-              <w:rPr>
-                <w:rFonts w:ascii="Cambria Math" w:hAnsi="Cambria Math"/>
-                <w:sz w:val="24"/>
-              </w:rPr>
-            </m:ctrlPr>
-          </m:e>
-          <m:sub>
-            <m:r>
-              <m:rPr/>
-              <w:rPr>
-                <w:rFonts w:hint="default" w:ascii="Cambria Math" w:hAnsi="Cambria Math"/>
-                <w:sz w:val="24"/>
-              </w:rPr>
-              <m:t>4</m:t>
-            </m:r>
-            <m:ctrlPr>
-              <w:rPr>
-                <w:rFonts w:ascii="Cambria Math" w:hAnsi="Cambria Math"/>
-                <w:sz w:val="24"/>
-              </w:rPr>
-            </m:ctrlPr>
-          </m:sub>
-        </m:sSub>
-        <m:r>
-          <m:rPr/>
-          <w:rPr>
-            <w:rFonts w:hint="default" w:ascii="Cambria Math" w:hAnsi="Cambria Math"/>
-            <w:sz w:val="24"/>
-          </w:rPr>
-          <m:t>,</m:t>
-        </m:r>
-        <m:sSub>
-          <m:sSubPr>
-            <m:ctrlPr>
-              <w:rPr>
-                <w:rFonts w:hint="default" w:ascii="Cambria Math" w:hAnsi="Cambria Math"/>
-                <w:sz w:val="24"/>
-              </w:rPr>
-            </m:ctrlPr>
-          </m:sSubPr>
-          <m:e>
-            <m:r>
-              <m:rPr/>
-              <w:rPr>
-                <w:rFonts w:hint="default" w:ascii="Cambria Math" w:hAnsi="Cambria Math"/>
-                <w:sz w:val="24"/>
-              </w:rPr>
-              <m:t>a</m:t>
-            </m:r>
-            <m:ctrlPr>
-              <w:rPr>
-                <w:rFonts w:ascii="Cambria Math" w:hAnsi="Cambria Math"/>
-                <w:sz w:val="24"/>
-              </w:rPr>
-            </m:ctrlPr>
-          </m:e>
-          <m:sub>
-            <m:r>
-              <m:rPr/>
-              <w:rPr>
-                <w:rFonts w:hint="default" w:ascii="Cambria Math" w:hAnsi="Cambria Math"/>
-                <w:sz w:val="24"/>
-              </w:rPr>
-              <m:t>3</m:t>
-            </m:r>
-            <m:ctrlPr>
-              <w:rPr>
-                <w:rFonts w:ascii="Cambria Math" w:hAnsi="Cambria Math"/>
-                <w:sz w:val="24"/>
-              </w:rPr>
-            </m:ctrlPr>
-          </m:sub>
-        </m:sSub>
-        <m:r>
-          <m:rPr/>
-          <w:rPr>
-            <w:rFonts w:hint="default" w:ascii="Cambria Math" w:hAnsi="Cambria Math"/>
-            <w:sz w:val="24"/>
-          </w:rPr>
-          <m:t>,</m:t>
-        </m:r>
-        <m:sSub>
-          <m:sSubPr>
-            <m:ctrlPr>
-              <w:rPr>
-                <w:rFonts w:hint="default" w:ascii="Cambria Math" w:hAnsi="Cambria Math"/>
-                <w:sz w:val="24"/>
-              </w:rPr>
-            </m:ctrlPr>
-          </m:sSubPr>
-          <m:e>
-            <m:r>
-              <m:rPr/>
-              <w:rPr>
-                <w:rFonts w:hint="default" w:ascii="Cambria Math" w:hAnsi="Cambria Math"/>
-                <w:sz w:val="24"/>
-              </w:rPr>
-              <m:t>a</m:t>
-            </m:r>
-            <m:ctrlPr>
-              <w:rPr>
-                <w:rFonts w:ascii="Cambria Math" w:hAnsi="Cambria Math"/>
-                <w:sz w:val="24"/>
-              </w:rPr>
-            </m:ctrlPr>
-          </m:e>
-          <m:sub>
-            <m:r>
-              <m:rPr/>
-              <w:rPr>
-                <w:rFonts w:hint="default" w:ascii="Cambria Math" w:hAnsi="Cambria Math"/>
-                <w:sz w:val="24"/>
-              </w:rPr>
-              <m:t>2</m:t>
-            </m:r>
-            <m:ctrlPr>
-              <w:rPr>
-                <w:rFonts w:ascii="Cambria Math" w:hAnsi="Cambria Math"/>
-                <w:sz w:val="24"/>
-              </w:rPr>
-            </m:ctrlPr>
-          </m:sub>
-        </m:sSub>
-        <m:r>
-          <m:rPr/>
-          <w:rPr>
-            <w:rFonts w:hint="default" w:ascii="Cambria Math" w:hAnsi="Cambria Math"/>
-            <w:sz w:val="24"/>
-          </w:rPr>
-          <m:t>,</m:t>
-        </m:r>
-        <m:sSub>
-          <m:sSubPr>
-            <m:ctrlPr>
-              <w:rPr>
-                <w:rFonts w:hint="default" w:ascii="Cambria Math" w:hAnsi="Cambria Math"/>
-                <w:sz w:val="24"/>
-              </w:rPr>
-            </m:ctrlPr>
-          </m:sSubPr>
-          <m:e>
-            <m:r>
-              <m:rPr/>
-              <w:rPr>
-                <w:rFonts w:hint="default" w:ascii="Cambria Math" w:hAnsi="Cambria Math"/>
-                <w:sz w:val="24"/>
-              </w:rPr>
-              <m:t>a</m:t>
-            </m:r>
-            <m:ctrlPr>
-              <w:rPr>
-                <w:rFonts w:ascii="Cambria Math" w:hAnsi="Cambria Math"/>
-                <w:sz w:val="24"/>
-              </w:rPr>
-            </m:ctrlPr>
-          </m:e>
-          <m:sub>
-            <m:r>
-              <m:rPr/>
-              <w:rPr>
-                <w:rFonts w:hint="default" w:ascii="Cambria Math" w:hAnsi="Cambria Math"/>
-                <w:sz w:val="24"/>
-              </w:rPr>
-              <m:t>1</m:t>
-            </m:r>
-            <m:ctrlPr>
-              <w:rPr>
-                <w:rFonts w:ascii="Cambria Math" w:hAnsi="Cambria Math"/>
-                <w:sz w:val="24"/>
-              </w:rPr>
-            </m:ctrlPr>
-          </m:sub>
-        </m:sSub>
-        <m:r>
-          <m:rPr/>
-          <w:rPr>
-            <w:rFonts w:hint="default" w:ascii="Cambria Math" w:hAnsi="Cambria Math"/>
-            <w:sz w:val="24"/>
-          </w:rPr>
-          <m:t>)=(1,1,0,0)</m:t>
+            <w:rFonts w:hint="eastAsia" w:ascii="Times New Roman" w:hAnsi="Times New Roman" w:cs="宋体"/>
+            <w:kern w:val="0"/>
+            <w:sz w:val="24"/>
+            <w:szCs w:val="24"/>
+            <w:lang w:val="en-US" w:eastAsia="zh-CN" w:bidi="ar"/>
+          </w:rPr>
+          <m:t>(0,0,0,0)</m:t>
         </m:r>
       </m:oMath>
       <w:r>
@@ -5075,109 +4930,41 @@
           <w:i w:val="0"/>
           <w:lang w:eastAsia="zh-CN"/>
         </w:rPr>
-        <w:t>。这样移位15次后又回到初始状态</w:t>
-      </w:r>
-      <w:r>
-        <w:rPr>
-          <w:rFonts w:hint="eastAsia"/>
+        <w:t>，则移位后得到的仍为全</w:t>
+      </w:r>
+      <w:r>
+        <w:rPr>
+          <w:rFonts w:hint="default" w:ascii="Times New Roman" w:hAnsi="Times New Roman" w:cs="Times New Roman"/>
           <w:i w:val="0"/>
-          <w:lang w:val="en-US" w:eastAsia="zh-CN"/>
-        </w:rPr>
-        <w:t xml:space="preserve"> </w:t>
-      </w:r>
-      <m:oMath>
-        <m:r>
-          <m:rPr>
-            <m:sty m:val="p"/>
-          </m:rPr>
-          <w:rPr>
-            <w:rFonts w:hint="eastAsia" w:ascii="Cambria Math" w:hAnsi="Cambria Math" w:cs="宋体"/>
-            <w:kern w:val="0"/>
-            <w:sz w:val="24"/>
-            <w:szCs w:val="24"/>
-            <w:lang w:val="en-US" w:eastAsia="zh-CN" w:bidi="ar"/>
-          </w:rPr>
-          <m:t>(1,0,0,0)</m:t>
-        </m:r>
-      </m:oMath>
+          <w:lang w:eastAsia="zh-CN"/>
+        </w:rPr>
+        <w:t>“0”</w:t>
+      </w:r>
       <w:r>
         <w:rPr>
           <w:rFonts w:hint="eastAsia"/>
           <w:i w:val="0"/>
           <w:lang w:eastAsia="zh-CN"/>
         </w:rPr>
-        <w:t>。</w:t>
-      </w:r>
-      <w:r>
-        <w:rPr>
-          <w:rFonts w:hint="eastAsia"/>
+        <w:t>状态。这就</w:t>
+      </w:r>
+      <w:r>
+        <w:rPr>
+          <w:rFonts w:hint="eastAsia" w:ascii="Times New Roman" w:hAnsi="Times New Roman"/>
           <w:i w:val="0"/>
-          <w:lang w:val="en-US" w:eastAsia="zh-CN"/>
-        </w:rPr>
-        <w:t>需要注意</w:t>
-      </w:r>
-      <w:r>
-        <w:rPr>
-          <w:rFonts w:hint="eastAsia"/>
-          <w:i w:val="0"/>
+          <w:sz w:val="24"/>
           <w:lang w:eastAsia="zh-CN"/>
         </w:rPr>
-        <w:t>，若初始状态为全</w:t>
+        <w:t>意味着在这种反馈移存器中应该避免出现全</w:t>
       </w:r>
       <w:r>
         <w:rPr>
           <w:rFonts w:hint="default" w:ascii="Times New Roman" w:hAnsi="Times New Roman" w:cs="Times New Roman"/>
           <w:i w:val="0"/>
+          <w:sz w:val="24"/>
           <w:lang w:eastAsia="zh-CN"/>
         </w:rPr>
         <w:t>“0”</w:t>
-      </w:r>
-      <w:r>
-        <w:rPr>
-          <w:rFonts w:hint="eastAsia"/>
-          <w:i w:val="0"/>
-          <w:lang w:eastAsia="zh-CN"/>
-        </w:rPr>
-        <w:t xml:space="preserve">，即 </w:t>
-      </w:r>
-      <m:oMath>
-        <m:r>
-          <m:rPr>
-            <m:sty m:val="p"/>
-          </m:rPr>
-          <w:rPr>
-            <w:rFonts w:hint="eastAsia" w:ascii="Times New Roman" w:hAnsi="Times New Roman" w:cs="宋体"/>
-            <w:kern w:val="0"/>
-            <w:sz w:val="24"/>
-            <w:szCs w:val="24"/>
-            <w:lang w:val="en-US" w:eastAsia="zh-CN" w:bidi="ar"/>
-          </w:rPr>
-          <m:t>(0,0,0,0)</m:t>
-        </m:r>
-      </m:oMath>
-      <w:r>
-        <w:rPr>
-          <w:rFonts w:hint="eastAsia"/>
-          <w:i w:val="0"/>
-          <w:lang w:eastAsia="zh-CN"/>
-        </w:rPr>
-        <w:t>，则移位后得到的仍为全</w:t>
-      </w:r>
-      <w:r>
-        <w:rPr>
-          <w:rFonts w:hint="default" w:ascii="Times New Roman" w:hAnsi="Times New Roman" w:cs="Times New Roman"/>
-          <w:i w:val="0"/>
-          <w:lang w:eastAsia="zh-CN"/>
-        </w:rPr>
-        <w:t>“0”</w:t>
-      </w:r>
-      <w:r>
-        <w:rPr>
-          <w:rFonts w:hint="eastAsia"/>
-          <w:i w:val="0"/>
-          <w:lang w:eastAsia="zh-CN"/>
-        </w:rPr>
-        <w:t>状态。这就</w:t>
       </w:r>
       <w:r>
         <w:rPr>
@@ -5186,25 +4973,7 @@
           <w:sz w:val="24"/>
           <w:lang w:eastAsia="zh-CN"/>
         </w:rPr>
-        <w:t>意味着在这种反馈移存器中应该避免出现全</w:t>
-      </w:r>
-      <w:r>
-        <w:rPr>
-          <w:rFonts w:hint="default" w:ascii="Times New Roman" w:hAnsi="Times New Roman" w:cs="Times New Roman"/>
-          <w:i w:val="0"/>
-          <w:sz w:val="24"/>
-          <w:lang w:eastAsia="zh-CN"/>
-        </w:rPr>
-        <w:t>“0”</w:t>
-      </w:r>
-      <w:r>
-        <w:rPr>
-          <w:rFonts w:hint="eastAsia" w:ascii="Times New Roman" w:hAnsi="Times New Roman"/>
-          <w:i w:val="0"/>
-          <w:sz w:val="24"/>
-          <w:lang w:eastAsia="zh-CN"/>
-        </w:rPr>
-        <w:t xml:space="preserve">状态，否则寄存器将陷入不变状态。因为 4 级移存器共有 </w:t>
+        <w:t>状态，否则寄存器将陷入不变状态。因为4级移存器共有</w:t>
       </w:r>
       <m:oMath>
         <m:sSup>
@@ -5265,7 +5034,7 @@
           <w:sz w:val="24"/>
           <w:lang w:eastAsia="zh-CN"/>
         </w:rPr>
-        <w:t xml:space="preserve"> 种可能的状态。除全</w:t>
+        <w:t>种可能的状态。除全</w:t>
       </w:r>
       <w:r>
         <w:rPr>
@@ -5393,7 +5162,7 @@
           <w:szCs w:val="24"/>
           <w:lang w:val="en-US" w:eastAsia="zh-CN"/>
         </w:rPr>
-        <w:t>7.2.2 M序列的特性</w:t>
+        <w:t>7.2.2M序列的特性</w:t>
       </w:r>
     </w:p>
     <w:p>
@@ -5431,7 +5200,7 @@
           <w:sz w:val="24"/>
           <w:lang w:val="en-US" w:eastAsia="zh-CN"/>
         </w:rPr>
-        <w:t>（田日才 3.2.2）</w:t>
+        <w:t>（田日才3.2.2）</w:t>
       </w:r>
     </w:p>
     <w:p>
@@ -5510,10 +5279,7 @@
           <w:szCs w:val="24"/>
           <w:lang w:val="en-US" w:eastAsia="zh-CN" w:bidi="ar"/>
         </w:rPr>
-        <w:t>随机序列通常应具备两个方面的特征。第一，序列具有事先不可预测性，并且不能重复实现；第二，序列应表现出一定的随机统计规律。具体来说，序列中两类不同元素出现的次数应基本相等；长度为 k 的元素游程数量为长度为 k+1 的元素游程数量的两倍；序列的自相关函数应类似于白噪声的自相关函数，即具有</w:t>
-      </w:r>
-      <w:r>
-        <w:t xml:space="preserve"> </w:t>
+        <w:t>随机序列通常应具备两个方面的特征。第一，序列具有事先不可预测性，并且不能重复实现；第二，序列应表现出一定的随机统计规律。具体来说，序列中两类不同元素出现的次数应基本相等；长度为k的元素游程数量为长度为k+1的元素游程数量的两倍；序列的自相关函数应类似于白噪声的自相关函数，即具有</w:t>
       </w:r>
       <m:oMath>
         <m:r>
@@ -5546,7 +5312,7 @@
           <w:szCs w:val="24"/>
           <w:lang w:val="en-US" w:eastAsia="zh-CN" w:bidi="ar"/>
         </w:rPr>
-        <w:t xml:space="preserve"> 函数的形式。</w:t>
+        <w:t>函数的形式。</w:t>
       </w:r>
     </w:p>
     <w:p>
@@ -5644,15 +5410,6 @@
         </w:rPr>
         <w:t>。在一个周期</w:t>
       </w:r>
-      <w:r>
-        <w:rPr>
-          <w:rFonts w:ascii="Times New Roman" w:hAnsi="Times New Roman" w:eastAsia="宋体" w:cs="Times New Roman"/>
-          <w:sz w:val="24"/>
-          <w:szCs w:val="24"/>
-          <w:lang w:val="en-US" w:eastAsia="zh-CN" w:bidi="ar-SA"/>
-        </w:rPr>
-        <w:t xml:space="preserve"> </w:t>
-      </w:r>
       <m:oMath>
         <m:r>
           <m:rPr/>
@@ -5735,48 +5492,12 @@
       </m:oMath>
       <w:r>
         <w:rPr>
-          <w:rFonts w:ascii="Times New Roman" w:hAnsi="Times New Roman" w:eastAsia="宋体" w:cs="Times New Roman"/>
+          <w:rFonts w:hint="eastAsia" w:ascii="Times New Roman" w:hAnsi="Times New Roman" w:eastAsia="宋体" w:cs="Times New Roman"/>
           <w:sz w:val="24"/>
           <w:szCs w:val="24"/>
           <w:lang w:val="en-US" w:eastAsia="zh-CN" w:bidi="ar-SA"/>
         </w:rPr>
-        <w:t xml:space="preserve"> </w:t>
-      </w:r>
-      <w:r>
-        <w:rPr>
-          <w:rFonts w:hint="eastAsia" w:ascii="Times New Roman" w:hAnsi="Times New Roman" w:eastAsia="宋体" w:cs="Times New Roman"/>
-          <w:sz w:val="24"/>
-          <w:szCs w:val="24"/>
-          <w:lang w:val="en-US" w:eastAsia="zh-CN" w:bidi="ar-SA"/>
-        </w:rPr>
-        <w:t>内，0</w:t>
-      </w:r>
-      <w:r>
-        <w:rPr>
-          <w:rFonts w:ascii="Times New Roman" w:hAnsi="Times New Roman" w:eastAsia="宋体" w:cs="Times New Roman"/>
-          <w:sz w:val="24"/>
-          <w:szCs w:val="24"/>
-          <w:lang w:val="en-US" w:eastAsia="zh-CN" w:bidi="ar-SA"/>
-        </w:rPr>
-        <w:t xml:space="preserve"> </w:t>
-      </w:r>
-      <w:r>
-        <w:rPr>
-          <w:rFonts w:hint="eastAsia" w:ascii="Times New Roman" w:hAnsi="Times New Roman" w:eastAsia="宋体" w:cs="Times New Roman"/>
-          <w:sz w:val="24"/>
-          <w:szCs w:val="24"/>
-          <w:lang w:val="en-US" w:eastAsia="zh-CN" w:bidi="ar-SA"/>
-        </w:rPr>
-        <w:t>元素出现</w:t>
-      </w:r>
-      <w:r>
-        <w:rPr>
-          <w:rFonts w:ascii="Times New Roman" w:hAnsi="Times New Roman" w:eastAsia="宋体" w:cs="Times New Roman"/>
-          <w:sz w:val="24"/>
-          <w:szCs w:val="24"/>
-          <w:lang w:val="en-US" w:eastAsia="zh-CN" w:bidi="ar-SA"/>
-        </w:rPr>
-        <w:t xml:space="preserve"> </w:t>
+        <w:t>内，0元素出现</w:t>
       </w:r>
       <m:oMath>
         <m:r>
@@ -5924,48 +5645,12 @@
       </m:oMath>
       <w:r>
         <w:rPr>
-          <w:rFonts w:ascii="Times New Roman" w:hAnsi="Times New Roman" w:eastAsia="宋体" w:cs="Times New Roman"/>
+          <w:rFonts w:hint="eastAsia" w:ascii="Times New Roman" w:hAnsi="Times New Roman" w:eastAsia="宋体" w:cs="Times New Roman"/>
           <w:sz w:val="24"/>
           <w:szCs w:val="24"/>
           <w:lang w:val="en-US" w:eastAsia="zh-CN" w:bidi="ar-SA"/>
         </w:rPr>
-        <w:t xml:space="preserve"> </w:t>
-      </w:r>
-      <w:r>
-        <w:rPr>
-          <w:rFonts w:hint="eastAsia" w:ascii="Times New Roman" w:hAnsi="Times New Roman" w:eastAsia="宋体" w:cs="Times New Roman"/>
-          <w:sz w:val="24"/>
-          <w:szCs w:val="24"/>
-          <w:lang w:val="en-US" w:eastAsia="zh-CN" w:bidi="ar-SA"/>
-        </w:rPr>
-        <w:t>次，1</w:t>
-      </w:r>
-      <w:r>
-        <w:rPr>
-          <w:rFonts w:ascii="Times New Roman" w:hAnsi="Times New Roman" w:eastAsia="宋体" w:cs="Times New Roman"/>
-          <w:sz w:val="24"/>
-          <w:szCs w:val="24"/>
-          <w:lang w:val="en-US" w:eastAsia="zh-CN" w:bidi="ar-SA"/>
-        </w:rPr>
-        <w:t xml:space="preserve"> </w:t>
-      </w:r>
-      <w:r>
-        <w:rPr>
-          <w:rFonts w:hint="eastAsia" w:ascii="Times New Roman" w:hAnsi="Times New Roman" w:eastAsia="宋体" w:cs="Times New Roman"/>
-          <w:sz w:val="24"/>
-          <w:szCs w:val="24"/>
-          <w:lang w:val="en-US" w:eastAsia="zh-CN" w:bidi="ar-SA"/>
-        </w:rPr>
-        <w:t>元素出现</w:t>
-      </w:r>
-      <w:r>
-        <w:rPr>
-          <w:rFonts w:ascii="Times New Roman" w:hAnsi="Times New Roman" w:eastAsia="宋体" w:cs="Times New Roman"/>
-          <w:sz w:val="24"/>
-          <w:szCs w:val="24"/>
-          <w:lang w:val="en-US" w:eastAsia="zh-CN" w:bidi="ar-SA"/>
-        </w:rPr>
-        <w:t xml:space="preserve"> </w:t>
+        <w:t>次，1元素出现</w:t>
       </w:r>
       <m:oMath>
         <m:r>
@@ -6095,48 +5780,21 @@
       </m:oMath>
       <w:r>
         <w:rPr>
+          <w:rFonts w:hint="eastAsia" w:ascii="Times New Roman" w:hAnsi="Times New Roman" w:eastAsia="宋体" w:cs="Times New Roman"/>
+          <w:sz w:val="24"/>
+          <w:szCs w:val="24"/>
+          <w:lang w:val="en-US" w:eastAsia="zh-CN" w:bidi="ar-SA"/>
+        </w:rPr>
+        <w:t>次，1元素比</w:t>
+      </w:r>
+      <w:r>
+        <w:rPr>
           <w:rFonts w:ascii="Times New Roman" w:hAnsi="Times New Roman" w:eastAsia="宋体" w:cs="Times New Roman"/>
           <w:sz w:val="24"/>
           <w:szCs w:val="24"/>
           <w:lang w:val="en-US" w:eastAsia="zh-CN" w:bidi="ar-SA"/>
         </w:rPr>
-        <w:t xml:space="preserve"> </w:t>
-      </w:r>
-      <w:r>
-        <w:rPr>
-          <w:rFonts w:hint="eastAsia" w:ascii="Times New Roman" w:hAnsi="Times New Roman" w:eastAsia="宋体" w:cs="Times New Roman"/>
-          <w:sz w:val="24"/>
-          <w:szCs w:val="24"/>
-          <w:lang w:val="en-US" w:eastAsia="zh-CN" w:bidi="ar-SA"/>
-        </w:rPr>
-        <w:t>次，1</w:t>
-      </w:r>
-      <w:r>
-        <w:rPr>
-          <w:rFonts w:ascii="Times New Roman" w:hAnsi="Times New Roman" w:eastAsia="宋体" w:cs="Times New Roman"/>
-          <w:sz w:val="24"/>
-          <w:szCs w:val="24"/>
-          <w:lang w:val="en-US" w:eastAsia="zh-CN" w:bidi="ar-SA"/>
-        </w:rPr>
-        <w:t xml:space="preserve"> </w:t>
-      </w:r>
-      <w:r>
-        <w:rPr>
-          <w:rFonts w:hint="eastAsia" w:ascii="Times New Roman" w:hAnsi="Times New Roman" w:eastAsia="宋体" w:cs="Times New Roman"/>
-          <w:sz w:val="24"/>
-          <w:szCs w:val="24"/>
-          <w:lang w:val="en-US" w:eastAsia="zh-CN" w:bidi="ar-SA"/>
-        </w:rPr>
-        <w:t>元素比</w:t>
-      </w:r>
-      <w:r>
-        <w:rPr>
-          <w:rFonts w:ascii="Times New Roman" w:hAnsi="Times New Roman" w:eastAsia="宋体" w:cs="Times New Roman"/>
-          <w:sz w:val="24"/>
-          <w:szCs w:val="24"/>
-          <w:lang w:val="en-US" w:eastAsia="zh-CN" w:bidi="ar-SA"/>
-        </w:rPr>
-        <w:t xml:space="preserve"> 0 </w:t>
+        <w:t>0</w:t>
       </w:r>
       <w:r>
         <w:rPr>
@@ -6388,94 +6046,87 @@
       </m:oMath>
       <w:r>
         <w:rPr>
+          <w:rFonts w:hint="eastAsia" w:ascii="Times New Roman" w:hAnsi="Times New Roman" w:eastAsia="宋体"/>
+          <w:sz w:val="24"/>
+        </w:rPr>
+        <w:t>个元素）中，共有</w:t>
+      </w:r>
+      <w:r>
+        <w:rPr>
           <w:rFonts w:ascii="Times New Roman" w:hAnsi="Times New Roman" w:eastAsia="宋体"/>
           <w:sz w:val="24"/>
         </w:rPr>
-        <w:t xml:space="preserve"> </w:t>
+        <w:t>8</w:t>
       </w:r>
       <w:r>
         <w:rPr>
           <w:rFonts w:hint="eastAsia" w:ascii="Times New Roman" w:hAnsi="Times New Roman" w:eastAsia="宋体"/>
           <w:sz w:val="24"/>
         </w:rPr>
-        <w:t>个元素）中，共有</w:t>
+        <w:t>个游程，其中长度为</w:t>
       </w:r>
       <w:r>
         <w:rPr>
           <w:rFonts w:ascii="Times New Roman" w:hAnsi="Times New Roman" w:eastAsia="宋体"/>
           <w:sz w:val="24"/>
         </w:rPr>
-        <w:t xml:space="preserve"> 8 </w:t>
+        <w:t>4</w:t>
       </w:r>
       <w:r>
         <w:rPr>
           <w:rFonts w:hint="eastAsia" w:ascii="Times New Roman" w:hAnsi="Times New Roman" w:eastAsia="宋体"/>
           <w:sz w:val="24"/>
         </w:rPr>
-        <w:t>个游程，其中长度为</w:t>
+        <w:t>的游程有一个，即“1111”，长度为</w:t>
       </w:r>
       <w:r>
         <w:rPr>
           <w:rFonts w:ascii="Times New Roman" w:hAnsi="Times New Roman" w:eastAsia="宋体"/>
           <w:sz w:val="24"/>
         </w:rPr>
-        <w:t xml:space="preserve"> 4 </w:t>
+        <w:t>3</w:t>
       </w:r>
       <w:r>
         <w:rPr>
           <w:rFonts w:hint="eastAsia" w:ascii="Times New Roman" w:hAnsi="Times New Roman" w:eastAsia="宋体"/>
           <w:sz w:val="24"/>
         </w:rPr>
-        <w:t>的游程有一个，即“1111”，长度为</w:t>
+        <w:t>的游程有一个，即“000”，长度为</w:t>
       </w:r>
       <w:r>
         <w:rPr>
           <w:rFonts w:ascii="Times New Roman" w:hAnsi="Times New Roman" w:eastAsia="宋体"/>
           <w:sz w:val="24"/>
         </w:rPr>
-        <w:t xml:space="preserve"> 3 </w:t>
+        <w:t>2</w:t>
       </w:r>
       <w:r>
         <w:rPr>
           <w:rFonts w:hint="eastAsia" w:ascii="Times New Roman" w:hAnsi="Times New Roman" w:eastAsia="宋体"/>
           <w:sz w:val="24"/>
         </w:rPr>
-        <w:t>的游程有一个，即“000”，长度为</w:t>
+        <w:t>的游程有两个，即“11”和“00”，长度为</w:t>
       </w:r>
       <w:r>
         <w:rPr>
           <w:rFonts w:ascii="Times New Roman" w:hAnsi="Times New Roman" w:eastAsia="宋体"/>
           <w:sz w:val="24"/>
         </w:rPr>
-        <w:t xml:space="preserve"> 2 </w:t>
+        <w:t>1</w:t>
       </w:r>
       <w:r>
         <w:rPr>
           <w:rFonts w:hint="eastAsia" w:ascii="Times New Roman" w:hAnsi="Times New Roman" w:eastAsia="宋体"/>
           <w:sz w:val="24"/>
         </w:rPr>
-        <w:t>的游程有两个，即“11”和“00”，长度为</w:t>
+        <w:t>的游程有</w:t>
       </w:r>
       <w:r>
         <w:rPr>
           <w:rFonts w:ascii="Times New Roman" w:hAnsi="Times New Roman" w:eastAsia="宋体"/>
           <w:sz w:val="24"/>
         </w:rPr>
-        <w:t xml:space="preserve"> 1 </w:t>
-      </w:r>
-      <w:r>
-        <w:rPr>
-          <w:rFonts w:hint="eastAsia" w:ascii="Times New Roman" w:hAnsi="Times New Roman" w:eastAsia="宋体"/>
-          <w:sz w:val="24"/>
-        </w:rPr>
-        <w:t>的游程有</w:t>
-      </w:r>
-      <w:r>
-        <w:rPr>
-          <w:rFonts w:ascii="Times New Roman" w:hAnsi="Times New Roman" w:eastAsia="宋体"/>
-          <w:sz w:val="24"/>
-        </w:rPr>
-        <w:t xml:space="preserve"> 4 </w:t>
+        <w:t>4</w:t>
       </w:r>
       <w:r>
         <w:rPr>
@@ -6522,15 +6173,6 @@
         </w:rPr>
         <w:t>综上所述，在一个周期</w:t>
       </w:r>
-      <w:r>
-        <w:rPr>
-          <w:rFonts w:ascii="Times New Roman" w:hAnsi="Times New Roman" w:eastAsia="宋体" w:cs="Times New Roman"/>
-          <w:sz w:val="24"/>
-          <w:szCs w:val="24"/>
-          <w:lang w:val="en-US" w:eastAsia="zh-CN" w:bidi="ar-SA"/>
-        </w:rPr>
-        <w:t xml:space="preserve"> </w:t>
-      </w:r>
       <m:oMath>
         <m:r>
           <m:rPr/>
@@ -6613,30 +6255,12 @@
       </m:oMath>
       <w:r>
         <w:rPr>
-          <w:rFonts w:ascii="Times New Roman" w:hAnsi="Times New Roman" w:eastAsia="宋体" w:cs="Times New Roman"/>
+          <w:rFonts w:hint="eastAsia" w:ascii="Times New Roman" w:hAnsi="Times New Roman" w:eastAsia="宋体" w:cs="Times New Roman"/>
           <w:sz w:val="24"/>
           <w:szCs w:val="24"/>
           <w:lang w:val="en-US" w:eastAsia="zh-CN" w:bidi="ar-SA"/>
         </w:rPr>
-        <w:t xml:space="preserve"> </w:t>
-      </w:r>
-      <w:r>
-        <w:rPr>
-          <w:rFonts w:hint="eastAsia" w:ascii="Times New Roman" w:hAnsi="Times New Roman" w:eastAsia="宋体" w:cs="Times New Roman"/>
-          <w:sz w:val="24"/>
-          <w:szCs w:val="24"/>
-          <w:lang w:val="en-US" w:eastAsia="zh-CN" w:bidi="ar-SA"/>
-        </w:rPr>
         <w:t>内，共有</w:t>
-      </w:r>
-      <w:r>
-        <w:rPr>
-          <w:rFonts w:ascii="Times New Roman" w:hAnsi="Times New Roman" w:eastAsia="宋体" w:cs="Times New Roman"/>
-          <w:sz w:val="24"/>
-          <w:szCs w:val="24"/>
-          <w:lang w:val="en-US" w:eastAsia="zh-CN" w:bidi="ar-SA"/>
-        </w:rPr>
-        <w:t xml:space="preserve"> </w:t>
       </w:r>
       <m:oMath>
         <m:sSup>
@@ -6702,12 +6326,21 @@
       </m:oMath>
       <w:r>
         <w:rPr>
+          <w:rFonts w:hint="eastAsia" w:ascii="Times New Roman" w:hAnsi="Times New Roman" w:eastAsia="宋体" w:cs="Times New Roman"/>
+          <w:sz w:val="24"/>
+          <w:szCs w:val="24"/>
+          <w:lang w:val="en-US" w:eastAsia="zh-CN" w:bidi="ar-SA"/>
+        </w:rPr>
+        <w:t>个元素游程，其中</w:t>
+      </w:r>
+      <w:r>
+        <w:rPr>
           <w:rFonts w:ascii="Times New Roman" w:hAnsi="Times New Roman" w:eastAsia="宋体" w:cs="Times New Roman"/>
           <w:sz w:val="24"/>
           <w:szCs w:val="24"/>
           <w:lang w:val="en-US" w:eastAsia="zh-CN" w:bidi="ar-SA"/>
         </w:rPr>
-        <w:t xml:space="preserve"> </w:t>
+        <w:t>0</w:t>
       </w:r>
       <w:r>
         <w:rPr>
@@ -6716,7 +6349,7 @@
           <w:szCs w:val="24"/>
           <w:lang w:val="en-US" w:eastAsia="zh-CN" w:bidi="ar-SA"/>
         </w:rPr>
-        <w:t>个元素游程，其中</w:t>
+        <w:t>元素的游程与</w:t>
       </w:r>
       <w:r>
         <w:rPr>
@@ -6725,7 +6358,7 @@
           <w:szCs w:val="24"/>
           <w:lang w:val="en-US" w:eastAsia="zh-CN" w:bidi="ar-SA"/>
         </w:rPr>
-        <w:t xml:space="preserve"> 0 </w:t>
+        <w:t>1</w:t>
       </w:r>
       <w:r>
         <w:rPr>
@@ -6734,34 +6367,7 @@
           <w:szCs w:val="24"/>
           <w:lang w:val="en-US" w:eastAsia="zh-CN" w:bidi="ar-SA"/>
         </w:rPr>
-        <w:t>元素的游程与</w:t>
-      </w:r>
-      <w:r>
-        <w:rPr>
-          <w:rFonts w:ascii="Times New Roman" w:hAnsi="Times New Roman" w:eastAsia="宋体" w:cs="Times New Roman"/>
-          <w:sz w:val="24"/>
-          <w:szCs w:val="24"/>
-          <w:lang w:val="en-US" w:eastAsia="zh-CN" w:bidi="ar-SA"/>
-        </w:rPr>
-        <w:t xml:space="preserve"> 1 </w:t>
-      </w:r>
-      <w:r>
-        <w:rPr>
-          <w:rFonts w:hint="eastAsia" w:ascii="Times New Roman" w:hAnsi="Times New Roman" w:eastAsia="宋体" w:cs="Times New Roman"/>
-          <w:sz w:val="24"/>
-          <w:szCs w:val="24"/>
-          <w:lang w:val="en-US" w:eastAsia="zh-CN" w:bidi="ar-SA"/>
-        </w:rPr>
         <w:t>元素的游程数目各占一半；长度为</w:t>
-      </w:r>
-      <w:r>
-        <w:rPr>
-          <w:rFonts w:ascii="Times New Roman" w:hAnsi="Times New Roman" w:eastAsia="宋体" w:cs="Times New Roman"/>
-          <w:sz w:val="24"/>
-          <w:szCs w:val="24"/>
-          <w:lang w:val="en-US" w:eastAsia="zh-CN" w:bidi="ar-SA"/>
-        </w:rPr>
-        <w:t xml:space="preserve"> </w:t>
       </w:r>
       <m:oMath>
         <m:r>
@@ -6857,30 +6463,12 @@
       </m:oMath>
       <w:r>
         <w:rPr>
-          <w:rFonts w:ascii="Times New Roman" w:hAnsi="Times New Roman" w:eastAsia="宋体" w:cs="Times New Roman"/>
+          <w:rFonts w:hint="eastAsia" w:ascii="Times New Roman" w:hAnsi="Times New Roman" w:eastAsia="宋体" w:cs="Times New Roman"/>
           <w:sz w:val="24"/>
           <w:szCs w:val="24"/>
           <w:lang w:val="en-US" w:eastAsia="zh-CN" w:bidi="ar-SA"/>
         </w:rPr>
-        <w:t xml:space="preserve"> </w:t>
-      </w:r>
-      <w:r>
-        <w:rPr>
-          <w:rFonts w:hint="eastAsia" w:ascii="Times New Roman" w:hAnsi="Times New Roman" w:eastAsia="宋体" w:cs="Times New Roman"/>
-          <w:sz w:val="24"/>
-          <w:szCs w:val="24"/>
-          <w:lang w:val="en-US" w:eastAsia="zh-CN" w:bidi="ar-SA"/>
-        </w:rPr>
         <w:t>的元素游程占游程总数的</w:t>
-      </w:r>
-      <w:r>
-        <w:rPr>
-          <w:rFonts w:ascii="Times New Roman" w:hAnsi="Times New Roman" w:eastAsia="宋体" w:cs="Times New Roman"/>
-          <w:sz w:val="24"/>
-          <w:szCs w:val="24"/>
-          <w:lang w:val="en-US" w:eastAsia="zh-CN" w:bidi="ar-SA"/>
-        </w:rPr>
-        <w:t xml:space="preserve"> </w:t>
       </w:r>
       <m:oMath>
         <m:r>
@@ -6953,15 +6541,6 @@
         </w:rPr>
         <w:t>，即有</w:t>
       </w:r>
-      <w:r>
-        <w:rPr>
-          <w:rFonts w:ascii="Times New Roman" w:hAnsi="Times New Roman" w:eastAsia="宋体" w:cs="Times New Roman"/>
-          <w:sz w:val="24"/>
-          <w:szCs w:val="24"/>
-          <w:lang w:val="en-US" w:eastAsia="zh-CN" w:bidi="ar-SA"/>
-        </w:rPr>
-        <w:t xml:space="preserve"> </w:t>
-      </w:r>
       <m:oMath>
         <m:sSup>
           <m:sSupPr>
@@ -7044,30 +6623,12 @@
       </m:oMath>
       <w:r>
         <w:rPr>
-          <w:rFonts w:ascii="Times New Roman" w:hAnsi="Times New Roman" w:eastAsia="宋体" w:cs="Times New Roman"/>
+          <w:rFonts w:hint="eastAsia" w:ascii="Times New Roman" w:hAnsi="Times New Roman" w:eastAsia="宋体" w:cs="Times New Roman"/>
           <w:sz w:val="24"/>
           <w:szCs w:val="24"/>
           <w:lang w:val="en-US" w:eastAsia="zh-CN" w:bidi="ar-SA"/>
         </w:rPr>
-        <w:t xml:space="preserve"> </w:t>
-      </w:r>
-      <w:r>
-        <w:rPr>
-          <w:rFonts w:hint="eastAsia" w:ascii="Times New Roman" w:hAnsi="Times New Roman" w:eastAsia="宋体" w:cs="Times New Roman"/>
-          <w:sz w:val="24"/>
-          <w:szCs w:val="24"/>
-          <w:lang w:val="en-US" w:eastAsia="zh-CN" w:bidi="ar-SA"/>
-        </w:rPr>
         <w:t>个；长度为</w:t>
-      </w:r>
-      <w:r>
-        <w:rPr>
-          <w:rFonts w:ascii="Times New Roman" w:hAnsi="Times New Roman" w:eastAsia="宋体" w:cs="Times New Roman"/>
-          <w:sz w:val="24"/>
-          <w:szCs w:val="24"/>
-          <w:lang w:val="en-US" w:eastAsia="zh-CN" w:bidi="ar-SA"/>
-        </w:rPr>
-        <w:t xml:space="preserve"> </w:t>
       </w:r>
       <m:oMath>
         <m:r>
@@ -7099,12 +6660,21 @@
       </m:oMath>
       <w:r>
         <w:rPr>
+          <w:rFonts w:hint="eastAsia" w:ascii="Times New Roman" w:hAnsi="Times New Roman" w:eastAsia="宋体" w:cs="Times New Roman"/>
+          <w:sz w:val="24"/>
+          <w:szCs w:val="24"/>
+          <w:lang w:val="en-US" w:eastAsia="zh-CN" w:bidi="ar-SA"/>
+        </w:rPr>
+        <w:t>的元素游程只有一个，为</w:t>
+      </w:r>
+      <w:r>
+        <w:rPr>
           <w:rFonts w:ascii="Times New Roman" w:hAnsi="Times New Roman" w:eastAsia="宋体" w:cs="Times New Roman"/>
           <w:sz w:val="24"/>
           <w:szCs w:val="24"/>
           <w:lang w:val="en-US" w:eastAsia="zh-CN" w:bidi="ar-SA"/>
         </w:rPr>
-        <w:t xml:space="preserve"> </w:t>
+        <w:t>0</w:t>
       </w:r>
       <w:r>
         <w:rPr>
@@ -7113,7 +6683,26 @@
           <w:szCs w:val="24"/>
           <w:lang w:val="en-US" w:eastAsia="zh-CN" w:bidi="ar-SA"/>
         </w:rPr>
-        <w:t>的元素游程只有一个，为</w:t>
+        <w:t>元素的游程；长度为</w:t>
+      </w:r>
+      <m:oMath>
+        <m:r>
+          <m:rPr/>
+          <w:rPr>
+            <w:rFonts w:ascii="Times New Roman" w:hAnsi="Times New Roman" w:eastAsia="宋体"/>
+            <w:sz w:val="24"/>
+          </w:rPr>
+          <m:t>r</m:t>
+        </m:r>
+      </m:oMath>
+      <w:r>
+        <w:rPr>
+          <w:rFonts w:hint="eastAsia" w:ascii="Times New Roman" w:hAnsi="Times New Roman" w:eastAsia="宋体" w:cs="Times New Roman"/>
+          <w:sz w:val="24"/>
+          <w:szCs w:val="24"/>
+          <w:lang w:val="en-US" w:eastAsia="zh-CN" w:bidi="ar-SA"/>
+        </w:rPr>
+        <w:t>的元素游程也只有一个，为</w:t>
       </w:r>
       <w:r>
         <w:rPr>
@@ -7122,62 +6711,7 @@
           <w:szCs w:val="24"/>
           <w:lang w:val="en-US" w:eastAsia="zh-CN" w:bidi="ar-SA"/>
         </w:rPr>
-        <w:t xml:space="preserve"> 0 </w:t>
-      </w:r>
-      <w:r>
-        <w:rPr>
-          <w:rFonts w:hint="eastAsia" w:ascii="Times New Roman" w:hAnsi="Times New Roman" w:eastAsia="宋体" w:cs="Times New Roman"/>
-          <w:sz w:val="24"/>
-          <w:szCs w:val="24"/>
-          <w:lang w:val="en-US" w:eastAsia="zh-CN" w:bidi="ar-SA"/>
-        </w:rPr>
-        <w:t>元素的游程；长度为</w:t>
-      </w:r>
-      <w:r>
-        <w:rPr>
-          <w:rFonts w:ascii="Times New Roman" w:hAnsi="Times New Roman" w:eastAsia="宋体" w:cs="Times New Roman"/>
-          <w:sz w:val="24"/>
-          <w:szCs w:val="24"/>
-          <w:lang w:val="en-US" w:eastAsia="zh-CN" w:bidi="ar-SA"/>
-        </w:rPr>
-        <w:t xml:space="preserve"> </w:t>
-      </w:r>
-      <m:oMath>
-        <m:r>
-          <m:rPr/>
-          <w:rPr>
-            <w:rFonts w:ascii="Times New Roman" w:hAnsi="Times New Roman" w:eastAsia="宋体"/>
-            <w:sz w:val="24"/>
-          </w:rPr>
-          <m:t>r</m:t>
-        </m:r>
-      </m:oMath>
-      <w:r>
-        <w:rPr>
-          <w:rFonts w:ascii="Times New Roman" w:hAnsi="Times New Roman" w:eastAsia="宋体" w:cs="Times New Roman"/>
-          <w:sz w:val="24"/>
-          <w:szCs w:val="24"/>
-          <w:lang w:val="en-US" w:eastAsia="zh-CN" w:bidi="ar-SA"/>
-        </w:rPr>
-        <w:t xml:space="preserve"> </w:t>
-      </w:r>
-      <w:r>
-        <w:rPr>
-          <w:rFonts w:hint="eastAsia" w:ascii="Times New Roman" w:hAnsi="Times New Roman" w:eastAsia="宋体" w:cs="Times New Roman"/>
-          <w:sz w:val="24"/>
-          <w:szCs w:val="24"/>
-          <w:lang w:val="en-US" w:eastAsia="zh-CN" w:bidi="ar-SA"/>
-        </w:rPr>
-        <w:t>的元素游程也只有一个，为</w:t>
-      </w:r>
-      <w:r>
-        <w:rPr>
-          <w:rFonts w:ascii="Times New Roman" w:hAnsi="Times New Roman" w:eastAsia="宋体" w:cs="Times New Roman"/>
-          <w:sz w:val="24"/>
-          <w:szCs w:val="24"/>
-          <w:lang w:val="en-US" w:eastAsia="zh-CN" w:bidi="ar-SA"/>
-        </w:rPr>
-        <w:t xml:space="preserve"> 1 </w:t>
+        <w:t>1</w:t>
       </w:r>
       <w:r>
         <w:rPr>
@@ -8178,15 +7712,6 @@
       </m:oMath>
       <w:r>
         <w:rPr>
-          <w:rFonts w:ascii="Times New Roman" w:hAnsi="Times New Roman" w:eastAsia="宋体" w:cs="Times New Roman"/>
-          <w:sz w:val="24"/>
-          <w:szCs w:val="24"/>
-          <w:lang w:val="en-US" w:eastAsia="zh-CN" w:bidi="ar-SA"/>
-        </w:rPr>
-        <w:t xml:space="preserve"> </w:t>
-      </w:r>
-      <w:r>
-        <w:rPr>
           <w:rFonts w:hint="eastAsia" w:ascii="Times New Roman" w:hAnsi="Times New Roman" w:eastAsia="宋体" w:cs="Times New Roman"/>
           <w:sz w:val="24"/>
           <w:szCs w:val="24"/>
@@ -8327,15 +7852,6 @@
           <w:lang w:val="en-US" w:eastAsia="zh-CN" w:bidi="ar-SA"/>
         </w:rPr>
         <w:t>若取</w:t>
-      </w:r>
-      <w:r>
-        <w:rPr>
-          <w:rFonts w:ascii="Times New Roman" w:hAnsi="Times New Roman" w:eastAsia="宋体" w:cs="Times New Roman"/>
-          <w:sz w:val="24"/>
-          <w:szCs w:val="24"/>
-          <w:lang w:val="en-US" w:eastAsia="zh-CN" w:bidi="ar-SA"/>
-        </w:rPr>
-        <w:t xml:space="preserve"> </w:t>
       </w:r>
       <m:oMath>
         <m:r>
@@ -8866,15 +8382,6 @@
         </w:rPr>
         <w:t>为</w:t>
       </w:r>
-      <w:r>
-        <w:rPr>
-          <w:rFonts w:ascii="Times New Roman" w:hAnsi="Times New Roman" w:eastAsia="宋体" w:cs="Times New Roman"/>
-          <w:sz w:val="24"/>
-          <w:szCs w:val="24"/>
-          <w:lang w:val="en-US" w:eastAsia="zh-CN" w:bidi="ar-SA"/>
-        </w:rPr>
-        <w:t xml:space="preserve"> </w:t>
-      </w:r>
       <m:oMath>
         <m:r>
           <m:rPr>
@@ -8941,30 +8448,12 @@
       </m:oMath>
       <w:r>
         <w:rPr>
-          <w:rFonts w:ascii="Times New Roman" w:hAnsi="Times New Roman" w:eastAsia="宋体" w:cs="Times New Roman"/>
+          <w:rFonts w:hint="eastAsia" w:ascii="Times New Roman" w:hAnsi="Times New Roman" w:eastAsia="宋体" w:cs="Times New Roman"/>
           <w:sz w:val="24"/>
           <w:szCs w:val="24"/>
           <w:lang w:val="en-US" w:eastAsia="zh-CN" w:bidi="ar-SA"/>
         </w:rPr>
-        <w:t xml:space="preserve"> </w:t>
-      </w:r>
-      <w:r>
-        <w:rPr>
-          <w:rFonts w:hint="eastAsia" w:ascii="Times New Roman" w:hAnsi="Times New Roman" w:eastAsia="宋体" w:cs="Times New Roman"/>
-          <w:sz w:val="24"/>
-          <w:szCs w:val="24"/>
-          <w:lang w:val="en-US" w:eastAsia="zh-CN" w:bidi="ar-SA"/>
-        </w:rPr>
         <w:t>的位移序列</w:t>
-      </w:r>
-      <w:r>
-        <w:rPr>
-          <w:rFonts w:ascii="Times New Roman" w:hAnsi="Times New Roman" w:eastAsia="宋体" w:cs="Times New Roman"/>
-          <w:sz w:val="24"/>
-          <w:szCs w:val="24"/>
-          <w:lang w:val="en-US" w:eastAsia="zh-CN" w:bidi="ar-SA"/>
-        </w:rPr>
-        <w:t xml:space="preserve"> </w:t>
       </w:r>
       <m:oMath>
         <m:r>
@@ -9125,7 +8614,7 @@
           <w:rFonts w:hint="eastAsia" w:ascii="Times New Roman" w:hAnsi="Times New Roman"/>
           <w:sz w:val="24"/>
         </w:rPr>
-        <w:t>序列的性质，很容易求出</w:t>
+        <w:t>序列的性质，</w:t>
       </w:r>
       <w:r>
         <w:rPr>
@@ -9184,10 +8673,11 @@
           <m:r>
             <m:rPr/>
             <w:rPr>
-              <w:rFonts w:ascii="Times New Roman" w:hAnsi="Times New Roman"/>
+              <w:rFonts w:hint="eastAsia" w:ascii="Times New Roman" w:hAnsi="Times New Roman"/>
               <w:sz w:val="24"/>
+              <w:lang w:val="en-US" w:eastAsia="zh-CN"/>
             </w:rPr>
-            <m:t>τ</m:t>
+            <m:t>k</m:t>
           </m:r>
           <m:r>
             <m:rPr>
@@ -9235,6 +8725,15 @@
                     <m:r>
                       <m:rPr/>
                       <w:rPr>
+                        <w:rFonts w:hint="default" w:ascii="Cambria Math" w:hAnsi="Cambria Math"/>
+                        <w:sz w:val="24"/>
+                        <w:lang w:val="en-US" w:eastAsia="zh-CN"/>
+                      </w:rPr>
+                      <m:t xml:space="preserve">    </m:t>
+                    </m:r>
+                    <m:r>
+                      <m:rPr/>
+                      <w:rPr>
                         <w:rFonts w:ascii="Times New Roman" w:hAnsi="Times New Roman"/>
                         <w:sz w:val="24"/>
                       </w:rPr>
@@ -9245,10 +8744,11 @@
                         <m:sty m:val="p"/>
                       </m:rPr>
                       <w:rPr>
-                        <w:rFonts w:ascii="Times New Roman" w:hAnsi="Times New Roman"/>
+                        <w:rFonts w:hint="default" w:ascii="Times New Roman" w:hAnsi="Times New Roman"/>
                         <w:sz w:val="24"/>
+                        <w:lang w:val="en-US" w:eastAsia="zh-CN"/>
                       </w:rPr>
-                      <m:t>,</m:t>
+                      <m:t xml:space="preserve">    ,</m:t>
                     </m:r>
                     <m:ctrlPr>
                       <w:rPr>
@@ -9261,10 +8761,11 @@
                     <m:r>
                       <m:rPr/>
                       <w:rPr>
-                        <w:rFonts w:ascii="Times New Roman" w:hAnsi="Times New Roman"/>
+                        <w:rFonts w:hint="default" w:ascii="Times New Roman" w:hAnsi="Times New Roman"/>
                         <w:sz w:val="24"/>
+                        <w:lang w:val="en-US" w:eastAsia="zh-CN"/>
                       </w:rPr>
-                      <m:t>τ</m:t>
+                      <m:t>k</m:t>
                     </m:r>
                     <m:r>
                       <m:rPr>
@@ -9401,6 +8902,17 @@
                         <m:sty m:val="p"/>
                       </m:rPr>
                       <w:rPr>
+                        <w:rFonts w:hint="default" w:ascii="Cambria Math" w:hAnsi="Cambria Math"/>
+                        <w:sz w:val="24"/>
+                        <w:lang w:val="en-US" w:eastAsia="zh-CN"/>
+                      </w:rPr>
+                      <m:t xml:space="preserve">    </m:t>
+                    </m:r>
+                    <m:r>
+                      <m:rPr>
+                        <m:sty m:val="p"/>
+                      </m:rPr>
+                      <w:rPr>
                         <w:rFonts w:ascii="Times New Roman" w:hAnsi="Times New Roman"/>
                         <w:sz w:val="24"/>
                       </w:rPr>
@@ -9417,10 +8929,11 @@
                     <m:r>
                       <m:rPr/>
                       <w:rPr>
-                        <w:rFonts w:ascii="Times New Roman" w:hAnsi="Times New Roman"/>
+                        <w:rFonts w:hint="default" w:ascii="Times New Roman" w:hAnsi="Times New Roman"/>
                         <w:sz w:val="24"/>
+                        <w:lang w:val="en-US" w:eastAsia="zh-CN"/>
                       </w:rPr>
-                      <m:t>τ</m:t>
+                      <m:t>k</m:t>
                     </m:r>
                     <m:r>
                       <m:rPr>
@@ -9527,6 +9040,1723 @@
           </m:r>
         </m:oMath>
       </m:oMathPara>
+    </w:p>
+    <w:p>
+      <w:pPr>
+        <w:pStyle w:val="8"/>
+        <w:keepNext w:val="0"/>
+        <w:keepLines w:val="0"/>
+        <w:pageBreakBefore w:val="0"/>
+        <w:widowControl/>
+        <w:kinsoku/>
+        <w:wordWrap/>
+        <w:overflowPunct/>
+        <w:topLinePunct w:val="0"/>
+        <w:autoSpaceDE/>
+        <w:autoSpaceDN/>
+        <w:bidi w:val="0"/>
+        <w:adjustRightInd/>
+        <w:snapToGrid/>
+        <w:spacing w:before="0" w:after="0" w:line="400" w:lineRule="exact"/>
+        <w:jc w:val="left"/>
+        <w:textAlignment w:val="auto"/>
+        <w:rPr>
+          <w:rFonts w:hint="eastAsia" w:ascii="Times New Roman" w:hAnsi="Times New Roman" w:eastAsia="宋体" w:cs="Times New Roman"/>
+          <w:sz w:val="24"/>
+          <w:szCs w:val="24"/>
+          <w:lang w:val="en-US" w:eastAsia="zh-CN" w:bidi="ar-SA"/>
+        </w:rPr>
+      </w:pPr>
+      <w:r>
+        <w:rPr>
+          <w:rFonts w:hint="eastAsia" w:ascii="Times New Roman" w:hAnsi="Times New Roman" w:eastAsia="宋体"/>
+          <w:sz w:val="24"/>
+        </w:rPr>
+        <w:t>给出的是</w:t>
+      </w:r>
+      <w:r>
+        <w:rPr>
+          <w:rFonts w:ascii="Times New Roman" w:hAnsi="Times New Roman" w:eastAsia="宋体"/>
+          <w:sz w:val="24"/>
+        </w:rPr>
+        <w:t>m</w:t>
+      </w:r>
+      <w:r>
+        <w:rPr>
+          <w:rFonts w:hint="eastAsia" w:ascii="Times New Roman" w:hAnsi="Times New Roman" w:eastAsia="宋体"/>
+          <w:sz w:val="24"/>
+        </w:rPr>
+        <w:t>序列的自相关函数，并不是</w:t>
+      </w:r>
+      <w:r>
+        <w:rPr>
+          <w:rFonts w:ascii="Times New Roman" w:hAnsi="Times New Roman" w:eastAsia="宋体"/>
+          <w:sz w:val="24"/>
+        </w:rPr>
+        <w:t>m</w:t>
+      </w:r>
+      <w:r>
+        <w:rPr>
+          <w:rFonts w:hint="eastAsia" w:ascii="Times New Roman" w:hAnsi="Times New Roman" w:eastAsia="宋体"/>
+          <w:sz w:val="24"/>
+        </w:rPr>
+        <w:t>码（波形）的自相关函数。在求</w:t>
+      </w:r>
+      <w:r>
+        <w:rPr>
+          <w:rFonts w:ascii="Times New Roman" w:hAnsi="Times New Roman" w:eastAsia="宋体"/>
+          <w:sz w:val="24"/>
+        </w:rPr>
+        <w:t>m</w:t>
+      </w:r>
+      <w:r>
+        <w:rPr>
+          <w:rFonts w:hint="eastAsia" w:ascii="Times New Roman" w:hAnsi="Times New Roman" w:eastAsia="宋体"/>
+          <w:sz w:val="24"/>
+        </w:rPr>
+        <w:t>码的相关函数之前，首先应将</w:t>
+      </w:r>
+      <w:r>
+        <w:rPr>
+          <w:rFonts w:ascii="Times New Roman" w:hAnsi="Times New Roman" w:eastAsia="宋体"/>
+          <w:sz w:val="24"/>
+        </w:rPr>
+        <w:t>m</w:t>
+      </w:r>
+      <w:r>
+        <w:rPr>
+          <w:rFonts w:hint="eastAsia" w:ascii="Times New Roman" w:hAnsi="Times New Roman" w:eastAsia="宋体"/>
+          <w:sz w:val="24"/>
+        </w:rPr>
+        <w:t>序列变换为</w:t>
+      </w:r>
+      <w:r>
+        <w:rPr>
+          <w:rFonts w:ascii="Times New Roman" w:hAnsi="Times New Roman" w:eastAsia="宋体"/>
+          <w:sz w:val="24"/>
+        </w:rPr>
+        <w:t>m</w:t>
+      </w:r>
+      <w:r>
+        <w:rPr>
+          <w:rFonts w:hint="eastAsia" w:ascii="Times New Roman" w:hAnsi="Times New Roman" w:eastAsia="宋体"/>
+          <w:sz w:val="24"/>
+        </w:rPr>
+        <w:t>码。</w:t>
+      </w:r>
+      <w:r>
+        <w:rPr>
+          <w:rFonts w:hint="eastAsia" w:ascii="Times New Roman" w:hAnsi="Times New Roman" w:eastAsia="宋体" w:cs="Times New Roman"/>
+          <w:kern w:val="0"/>
+          <w:sz w:val="24"/>
+        </w:rPr>
+        <w:t>通</w:t>
+      </w:r>
+      <w:bookmarkStart w:id="0" w:name="_GoBack"/>
+      <w:bookmarkEnd w:id="0"/>
+      <w:r>
+        <w:rPr>
+          <w:rFonts w:hint="eastAsia" w:ascii="Times New Roman" w:hAnsi="Times New Roman" w:eastAsia="宋体" w:cs="Times New Roman"/>
+          <w:kern w:val="0"/>
+          <w:sz w:val="24"/>
+        </w:rPr>
+        <w:t>信系统中实际发送的是连续时间波形，因此需要把每个序列元素映射为一个码片。设码片宽度为</w:t>
+      </w:r>
+      <m:oMath>
+        <m:sSub>
+          <m:sSubPr>
+            <m:ctrlPr>
+              <w:rPr>
+                <w:rFonts w:ascii="Cambria Math" w:hAnsi="Cambria Math" w:eastAsia="宋体"/>
+                <w:sz w:val="24"/>
+              </w:rPr>
+            </m:ctrlPr>
+          </m:sSubPr>
+          <m:e>
+            <m:r>
+              <m:rPr/>
+              <w:rPr>
+                <w:rFonts w:ascii="Times New Roman" w:hAnsi="Times New Roman" w:eastAsia="宋体"/>
+                <w:sz w:val="24"/>
+              </w:rPr>
+              <m:t>T</m:t>
+            </m:r>
+            <m:ctrlPr>
+              <w:rPr>
+                <w:rFonts w:ascii="Cambria Math" w:hAnsi="Cambria Math" w:eastAsia="宋体"/>
+                <w:sz w:val="24"/>
+              </w:rPr>
+            </m:ctrlPr>
+          </m:e>
+          <m:sub>
+            <m:r>
+              <m:rPr/>
+              <w:rPr>
+                <w:rFonts w:ascii="Times New Roman" w:hAnsi="Times New Roman" w:eastAsia="宋体"/>
+                <w:sz w:val="24"/>
+              </w:rPr>
+              <m:t>c</m:t>
+            </m:r>
+            <m:ctrlPr>
+              <w:rPr>
+                <w:rFonts w:ascii="Cambria Math" w:hAnsi="Cambria Math" w:eastAsia="宋体"/>
+                <w:sz w:val="24"/>
+              </w:rPr>
+            </m:ctrlPr>
+          </m:sub>
+        </m:sSub>
+      </m:oMath>
+      <w:r>
+        <w:rPr>
+          <w:rFonts w:hint="eastAsia" w:ascii="Times New Roman" w:hAnsi="Times New Roman" w:eastAsia="宋体" w:cs="Times New Roman"/>
+          <w:kern w:val="0"/>
+          <w:sz w:val="24"/>
+        </w:rPr>
+        <w:t>，码片速率为</w:t>
+      </w:r>
+      <m:oMath>
+        <m:sSub>
+          <m:sSubPr>
+            <m:ctrlPr>
+              <w:rPr>
+                <w:rFonts w:ascii="Cambria Math" w:hAnsi="Cambria Math" w:eastAsia="宋体"/>
+                <w:sz w:val="24"/>
+              </w:rPr>
+            </m:ctrlPr>
+          </m:sSubPr>
+          <m:e>
+            <m:r>
+              <m:rPr/>
+              <w:rPr>
+                <w:rFonts w:ascii="Times New Roman" w:hAnsi="Times New Roman" w:eastAsia="宋体"/>
+                <w:sz w:val="24"/>
+              </w:rPr>
+              <m:t>R</m:t>
+            </m:r>
+            <m:ctrlPr>
+              <w:rPr>
+                <w:rFonts w:ascii="Cambria Math" w:hAnsi="Cambria Math" w:eastAsia="宋体"/>
+                <w:sz w:val="24"/>
+              </w:rPr>
+            </m:ctrlPr>
+          </m:e>
+          <m:sub>
+            <m:r>
+              <m:rPr/>
+              <w:rPr>
+                <w:rFonts w:ascii="Times New Roman" w:hAnsi="Times New Roman" w:eastAsia="宋体"/>
+                <w:sz w:val="24"/>
+              </w:rPr>
+              <m:t>c</m:t>
+            </m:r>
+            <m:ctrlPr>
+              <w:rPr>
+                <w:rFonts w:ascii="Cambria Math" w:hAnsi="Cambria Math" w:eastAsia="宋体"/>
+                <w:sz w:val="24"/>
+              </w:rPr>
+            </m:ctrlPr>
+          </m:sub>
+        </m:sSub>
+        <m:r>
+          <m:rPr>
+            <m:sty m:val="p"/>
+          </m:rPr>
+          <w:rPr>
+            <w:rFonts w:ascii="Times New Roman" w:hAnsi="Times New Roman" w:eastAsia="宋体"/>
+            <w:sz w:val="24"/>
+          </w:rPr>
+          <m:t>=</m:t>
+        </m:r>
+        <m:f>
+          <m:fPr>
+            <m:type m:val="lin"/>
+            <m:ctrlPr>
+              <m:rPr/>
+              <w:rPr>
+                <w:rFonts w:ascii="Times New Roman" w:hAnsi="Times New Roman" w:eastAsia="宋体"/>
+                <w:b w:val="0"/>
+                <w:i w:val="0"/>
+                <w:sz w:val="24"/>
+              </w:rPr>
+            </m:ctrlPr>
+          </m:fPr>
+          <m:num>
+            <m:r>
+              <m:rPr>
+                <m:nor/>
+                <m:sty m:val="p"/>
+              </m:rPr>
+              <w:rPr>
+                <w:rFonts w:hint="default" w:ascii="Times New Roman" w:hAnsi="Times New Roman" w:eastAsia="宋体"/>
+                <w:b w:val="0"/>
+                <w:i w:val="0"/>
+                <w:sz w:val="24"/>
+                <w:lang w:val="en-US" w:eastAsia="zh-CN"/>
+              </w:rPr>
+              <m:t>1</m:t>
+            </m:r>
+            <m:ctrlPr>
+              <m:rPr/>
+              <w:rPr>
+                <w:rFonts w:ascii="Times New Roman" w:hAnsi="Times New Roman" w:eastAsia="宋体"/>
+                <w:b w:val="0"/>
+                <w:i w:val="0"/>
+                <w:sz w:val="24"/>
+              </w:rPr>
+            </m:ctrlPr>
+          </m:num>
+          <m:den>
+            <m:sSub>
+              <m:sSubPr>
+                <m:ctrlPr>
+                  <w:rPr>
+                    <w:rFonts w:ascii="Cambria Math" w:hAnsi="Cambria Math" w:eastAsia="宋体"/>
+                    <w:sz w:val="24"/>
+                  </w:rPr>
+                </m:ctrlPr>
+              </m:sSubPr>
+              <m:e>
+                <m:r>
+                  <m:rPr/>
+                  <w:rPr>
+                    <w:rFonts w:ascii="Times New Roman" w:hAnsi="Times New Roman" w:eastAsia="宋体"/>
+                    <w:sz w:val="24"/>
+                  </w:rPr>
+                  <m:t>T</m:t>
+                </m:r>
+                <m:ctrlPr>
+                  <w:rPr>
+                    <w:rFonts w:ascii="Cambria Math" w:hAnsi="Cambria Math" w:eastAsia="宋体"/>
+                    <w:sz w:val="24"/>
+                  </w:rPr>
+                </m:ctrlPr>
+              </m:e>
+              <m:sub>
+                <m:r>
+                  <m:rPr/>
+                  <w:rPr>
+                    <w:rFonts w:ascii="Times New Roman" w:hAnsi="Times New Roman" w:eastAsia="宋体"/>
+                    <w:sz w:val="24"/>
+                  </w:rPr>
+                  <m:t>c</m:t>
+                </m:r>
+                <m:ctrlPr>
+                  <w:rPr>
+                    <w:rFonts w:ascii="Cambria Math" w:hAnsi="Cambria Math" w:eastAsia="宋体"/>
+                    <w:sz w:val="24"/>
+                  </w:rPr>
+                </m:ctrlPr>
+              </m:sub>
+            </m:sSub>
+            <m:ctrlPr>
+              <m:rPr/>
+              <w:rPr>
+                <w:rFonts w:ascii="Times New Roman" w:hAnsi="Times New Roman" w:eastAsia="宋体"/>
+                <w:b w:val="0"/>
+                <w:i w:val="0"/>
+                <w:sz w:val="24"/>
+              </w:rPr>
+            </m:ctrlPr>
+          </m:den>
+        </m:f>
+      </m:oMath>
+      <w:r>
+        <m:rPr/>
+        <w:rPr>
+          <w:rFonts w:hint="eastAsia" w:hAnsi="Times New Roman" w:eastAsia="宋体"/>
+          <w:b w:val="0"/>
+          <w:i w:val="0"/>
+          <w:sz w:val="24"/>
+          <w:lang w:eastAsia="zh-CN"/>
+        </w:rPr>
+        <w:t>。</w:t>
+      </w:r>
+      <w:r>
+        <w:rPr>
+          <w:rFonts w:hint="eastAsia" w:ascii="Times New Roman" w:hAnsi="Times New Roman" w:eastAsia="宋体" w:cs="Times New Roman"/>
+          <w:sz w:val="24"/>
+          <w:szCs w:val="24"/>
+          <w:lang w:val="en-US" w:eastAsia="zh-CN" w:bidi="ar-SA"/>
+        </w:rPr>
+        <w:t>定义矩形码片波形:</w:t>
+      </w:r>
+    </w:p>
+    <w:p>
+      <w:pPr>
+        <w:pStyle w:val="8"/>
+        <w:pageBreakBefore w:val="0"/>
+        <w:widowControl/>
+        <w:kinsoku/>
+        <w:wordWrap/>
+        <w:overflowPunct/>
+        <w:topLinePunct w:val="0"/>
+        <w:autoSpaceDE/>
+        <w:autoSpaceDN/>
+        <w:bidi w:val="0"/>
+        <w:adjustRightInd/>
+        <w:snapToGrid/>
+        <w:spacing w:line="400" w:lineRule="exact"/>
+        <w:jc w:val="center"/>
+        <w:textAlignment w:val="auto"/>
+        <w:rPr>
+          <w:rFonts w:ascii="Times New Roman" w:hAnsi="Times New Roman" w:eastAsia="宋体" w:cs="Times New Roman"/>
+          <w:sz w:val="24"/>
+          <w:szCs w:val="24"/>
+          <w:lang w:val="en-US" w:eastAsia="zh-CN" w:bidi="ar-SA"/>
+        </w:rPr>
+      </w:pPr>
+      <m:oMathPara>
+        <m:oMathParaPr>
+          <m:jc m:val="center"/>
+        </m:oMathParaPr>
+        <m:oMath>
+          <m:r>
+            <m:rPr/>
+            <w:rPr>
+              <w:rFonts w:ascii="Times New Roman" w:hAnsi="Times New Roman" w:eastAsia="宋体"/>
+              <w:sz w:val="24"/>
+            </w:rPr>
+            <m:t>p</m:t>
+          </m:r>
+          <m:r>
+            <m:rPr>
+              <m:sty m:val="p"/>
+            </m:rPr>
+            <w:rPr>
+              <w:rFonts w:ascii="Times New Roman" w:hAnsi="Times New Roman" w:eastAsia="宋体"/>
+              <w:sz w:val="24"/>
+            </w:rPr>
+            <m:t>(</m:t>
+          </m:r>
+          <m:r>
+            <m:rPr/>
+            <w:rPr>
+              <w:rFonts w:ascii="Times New Roman" w:hAnsi="Times New Roman" w:eastAsia="宋体"/>
+              <w:sz w:val="24"/>
+            </w:rPr>
+            <m:t>t</m:t>
+          </m:r>
+          <m:r>
+            <m:rPr>
+              <m:sty m:val="p"/>
+            </m:rPr>
+            <w:rPr>
+              <w:rFonts w:ascii="Times New Roman" w:hAnsi="Times New Roman" w:eastAsia="宋体"/>
+              <w:sz w:val="24"/>
+            </w:rPr>
+            <m:t>)=</m:t>
+          </m:r>
+          <m:d>
+            <m:dPr>
+              <m:begChr m:val="{"/>
+              <m:sepChr m:val=""/>
+              <m:endChr m:val=""/>
+              <m:ctrlPr>
+                <w:rPr>
+                  <w:rFonts w:ascii="Cambria Math" w:hAnsi="Cambria Math" w:eastAsia="宋体"/>
+                  <w:sz w:val="24"/>
+                </w:rPr>
+              </m:ctrlPr>
+            </m:dPr>
+            <m:e>
+              <m:m>
+                <m:mPr>
+                  <m:mcs>
+                    <m:mc>
+                      <m:mcPr>
+                        <m:count m:val="2"/>
+                        <m:mcJc m:val="left"/>
+                      </m:mcPr>
+                    </m:mc>
+                  </m:mcs>
+                  <m:plcHide m:val="1"/>
+                  <m:ctrlPr>
+                    <w:rPr>
+                      <w:rFonts w:ascii="Cambria Math" w:hAnsi="Cambria Math" w:eastAsia="宋体"/>
+                      <w:sz w:val="24"/>
+                    </w:rPr>
+                  </m:ctrlPr>
+                </m:mPr>
+                <m:mr>
+                  <m:e>
+                    <m:r>
+                      <m:rPr/>
+                      <w:rPr>
+                        <w:rFonts w:ascii="Times New Roman" w:hAnsi="Times New Roman" w:eastAsia="宋体"/>
+                        <w:sz w:val="24"/>
+                      </w:rPr>
+                      <m:t>1</m:t>
+                    </m:r>
+                    <m:r>
+                      <m:rPr>
+                        <m:sty m:val="p"/>
+                      </m:rPr>
+                      <w:rPr>
+                        <w:rFonts w:ascii="Times New Roman" w:hAnsi="Times New Roman" w:eastAsia="宋体"/>
+                        <w:sz w:val="24"/>
+                      </w:rPr>
+                      <m:t>,</m:t>
+                    </m:r>
+                    <m:ctrlPr>
+                      <w:rPr>
+                        <w:rFonts w:ascii="Cambria Math" w:hAnsi="Cambria Math" w:eastAsia="宋体"/>
+                        <w:sz w:val="24"/>
+                      </w:rPr>
+                    </m:ctrlPr>
+                  </m:e>
+                  <m:e>
+                    <m:r>
+                      <m:rPr/>
+                      <w:rPr>
+                        <w:rFonts w:ascii="Times New Roman" w:hAnsi="Times New Roman" w:eastAsia="宋体"/>
+                        <w:sz w:val="24"/>
+                      </w:rPr>
+                      <m:t>0</m:t>
+                    </m:r>
+                    <m:r>
+                      <m:rPr>
+                        <m:sty m:val="p"/>
+                      </m:rPr>
+                      <w:rPr>
+                        <w:rFonts w:ascii="Times New Roman" w:hAnsi="Times New Roman" w:eastAsia="宋体"/>
+                        <w:sz w:val="24"/>
+                      </w:rPr>
+                      <m:t>≤</m:t>
+                    </m:r>
+                    <m:r>
+                      <m:rPr/>
+                      <w:rPr>
+                        <w:rFonts w:ascii="Times New Roman" w:hAnsi="Times New Roman" w:eastAsia="宋体"/>
+                        <w:sz w:val="24"/>
+                      </w:rPr>
+                      <m:t>t</m:t>
+                    </m:r>
+                    <m:r>
+                      <m:rPr>
+                        <m:sty m:val="p"/>
+                      </m:rPr>
+                      <w:rPr>
+                        <w:rFonts w:ascii="Times New Roman" w:hAnsi="Times New Roman" w:eastAsia="宋体"/>
+                        <w:sz w:val="24"/>
+                      </w:rPr>
+                      <m:t>&lt;</m:t>
+                    </m:r>
+                    <m:sSub>
+                      <m:sSubPr>
+                        <m:ctrlPr>
+                          <w:rPr>
+                            <w:rFonts w:ascii="Cambria Math" w:hAnsi="Cambria Math" w:eastAsia="宋体"/>
+                            <w:sz w:val="24"/>
+                          </w:rPr>
+                        </m:ctrlPr>
+                      </m:sSubPr>
+                      <m:e>
+                        <m:r>
+                          <m:rPr/>
+                          <w:rPr>
+                            <w:rFonts w:ascii="Times New Roman" w:hAnsi="Times New Roman" w:eastAsia="宋体"/>
+                            <w:sz w:val="24"/>
+                          </w:rPr>
+                          <m:t>T</m:t>
+                        </m:r>
+                        <m:ctrlPr>
+                          <w:rPr>
+                            <w:rFonts w:ascii="Cambria Math" w:hAnsi="Cambria Math" w:eastAsia="宋体"/>
+                            <w:sz w:val="24"/>
+                          </w:rPr>
+                        </m:ctrlPr>
+                      </m:e>
+                      <m:sub>
+                        <m:r>
+                          <m:rPr/>
+                          <w:rPr>
+                            <w:rFonts w:ascii="Times New Roman" w:hAnsi="Times New Roman" w:eastAsia="宋体"/>
+                            <w:sz w:val="24"/>
+                          </w:rPr>
+                          <m:t>c</m:t>
+                        </m:r>
+                        <m:ctrlPr>
+                          <w:rPr>
+                            <w:rFonts w:ascii="Cambria Math" w:hAnsi="Cambria Math" w:eastAsia="宋体"/>
+                            <w:sz w:val="24"/>
+                          </w:rPr>
+                        </m:ctrlPr>
+                      </m:sub>
+                    </m:sSub>
+                    <m:r>
+                      <m:rPr>
+                        <m:sty m:val="p"/>
+                      </m:rPr>
+                      <w:rPr>
+                        <w:rFonts w:ascii="Times New Roman" w:hAnsi="Times New Roman" w:eastAsia="宋体"/>
+                        <w:sz w:val="24"/>
+                      </w:rPr>
+                      <m:t>,</m:t>
+                    </m:r>
+                    <m:ctrlPr>
+                      <w:rPr>
+                        <w:rFonts w:ascii="Cambria Math" w:hAnsi="Cambria Math" w:eastAsia="宋体"/>
+                        <w:sz w:val="24"/>
+                      </w:rPr>
+                    </m:ctrlPr>
+                  </m:e>
+                </m:mr>
+                <m:mr>
+                  <m:e>
+                    <m:r>
+                      <m:rPr/>
+                      <w:rPr>
+                        <w:rFonts w:ascii="Times New Roman" w:hAnsi="Times New Roman" w:eastAsia="宋体"/>
+                        <w:sz w:val="24"/>
+                      </w:rPr>
+                      <m:t>0</m:t>
+                    </m:r>
+                    <m:r>
+                      <m:rPr>
+                        <m:sty m:val="p"/>
+                      </m:rPr>
+                      <w:rPr>
+                        <w:rFonts w:ascii="Times New Roman" w:hAnsi="Times New Roman" w:eastAsia="宋体"/>
+                        <w:sz w:val="24"/>
+                      </w:rPr>
+                      <m:t>,</m:t>
+                    </m:r>
+                    <m:ctrlPr>
+                      <w:rPr>
+                        <w:rFonts w:ascii="Cambria Math" w:hAnsi="Cambria Math" w:eastAsia="宋体"/>
+                        <w:sz w:val="24"/>
+                      </w:rPr>
+                    </m:ctrlPr>
+                  </m:e>
+                  <m:e>
+                    <m:r>
+                      <m:rPr>
+                        <m:nor/>
+                        <m:sty m:val="p"/>
+                      </m:rPr>
+                      <w:rPr>
+                        <w:rFonts w:ascii="Times New Roman" w:hAnsi="Times New Roman" w:eastAsia="宋体"/>
+                        <w:b w:val="0"/>
+                        <w:i w:val="0"/>
+                        <w:sz w:val="24"/>
+                      </w:rPr>
+                      <m:t>其他</m:t>
+                    </m:r>
+                    <m:r>
+                      <m:rPr>
+                        <m:sty m:val="p"/>
+                      </m:rPr>
+                      <w:rPr>
+                        <w:rFonts w:ascii="Times New Roman" w:hAnsi="Times New Roman" w:eastAsia="宋体"/>
+                        <w:sz w:val="24"/>
+                      </w:rPr>
+                      <m:t>.</m:t>
+                    </m:r>
+                    <m:ctrlPr>
+                      <w:rPr>
+                        <w:rFonts w:ascii="Cambria Math" w:hAnsi="Cambria Math" w:eastAsia="宋体"/>
+                        <w:sz w:val="24"/>
+                      </w:rPr>
+                    </m:ctrlPr>
+                  </m:e>
+                </m:mr>
+              </m:m>
+              <m:ctrlPr>
+                <w:rPr>
+                  <w:rFonts w:ascii="Cambria Math" w:hAnsi="Cambria Math" w:eastAsia="宋体"/>
+                  <w:sz w:val="24"/>
+                </w:rPr>
+              </m:ctrlPr>
+            </m:e>
+          </m:d>
+        </m:oMath>
+      </m:oMathPara>
+    </w:p>
+    <w:p>
+      <w:pPr>
+        <w:pageBreakBefore w:val="0"/>
+        <w:widowControl/>
+        <w:kinsoku/>
+        <w:wordWrap/>
+        <w:overflowPunct/>
+        <w:topLinePunct w:val="0"/>
+        <w:autoSpaceDE/>
+        <w:autoSpaceDN/>
+        <w:bidi w:val="0"/>
+        <w:adjustRightInd/>
+        <w:snapToGrid/>
+        <w:spacing w:before="180" w:after="180" w:line="400" w:lineRule="exact"/>
+        <w:textAlignment w:val="auto"/>
+        <w:rPr>
+          <w:rFonts w:ascii="Times New Roman" w:hAnsi="Times New Roman" w:eastAsia="宋体" w:cs="Times New Roman"/>
+          <w:sz w:val="24"/>
+          <w:szCs w:val="24"/>
+          <w:lang w:val="en-US" w:eastAsia="zh-CN" w:bidi="ar-SA"/>
+        </w:rPr>
+      </w:pPr>
+      <w:r>
+        <w:rPr>
+          <w:rFonts w:hint="eastAsia" w:ascii="Times New Roman" w:hAnsi="Times New Roman" w:eastAsia="宋体" w:cs="Times New Roman"/>
+          <w:sz w:val="24"/>
+          <w:szCs w:val="24"/>
+          <w:lang w:val="en-US" w:eastAsia="zh-CN" w:bidi="ar-SA"/>
+        </w:rPr>
+        <w:t>周期</w:t>
+      </w:r>
+      <w:r>
+        <w:rPr>
+          <w:rFonts w:ascii="Times New Roman" w:hAnsi="Times New Roman" w:eastAsia="宋体" w:cs="Times New Roman"/>
+          <w:sz w:val="24"/>
+          <w:szCs w:val="24"/>
+          <w:lang w:val="en-US" w:eastAsia="zh-CN" w:bidi="ar-SA"/>
+        </w:rPr>
+        <w:t>m</w:t>
+      </w:r>
+      <w:r>
+        <w:rPr>
+          <w:rFonts w:hint="eastAsia" w:ascii="Times New Roman" w:hAnsi="Times New Roman" w:eastAsia="宋体" w:cs="Times New Roman"/>
+          <w:sz w:val="24"/>
+          <w:szCs w:val="24"/>
+          <w:lang w:val="en-US" w:eastAsia="zh-CN" w:bidi="ar-SA"/>
+        </w:rPr>
+        <w:t>码波形可写为</w:t>
+      </w:r>
+    </w:p>
+    <w:p>
+      <w:pPr>
+        <w:pageBreakBefore w:val="0"/>
+        <w:widowControl/>
+        <w:kinsoku/>
+        <w:wordWrap/>
+        <w:overflowPunct/>
+        <w:topLinePunct w:val="0"/>
+        <w:autoSpaceDE/>
+        <w:autoSpaceDN/>
+        <w:bidi w:val="0"/>
+        <w:adjustRightInd/>
+        <w:snapToGrid/>
+        <w:spacing w:before="180" w:after="180" w:line="400" w:lineRule="exact"/>
+        <w:textAlignment w:val="auto"/>
+        <w:rPr>
+          <w:rFonts w:ascii="Times New Roman" w:hAnsi="Times New Roman" w:eastAsia="宋体" w:cs="Times New Roman"/>
+          <w:sz w:val="24"/>
+          <w:szCs w:val="24"/>
+          <w:lang w:val="en-US" w:eastAsia="zh-CN" w:bidi="ar-SA"/>
+        </w:rPr>
+      </w:pPr>
+      <m:oMathPara>
+        <m:oMathParaPr>
+          <m:jc m:val="center"/>
+        </m:oMathParaPr>
+        <m:oMath>
+          <m:r>
+            <m:rPr/>
+            <w:rPr>
+              <w:rFonts w:ascii="Times New Roman" w:hAnsi="Times New Roman" w:eastAsia="宋体"/>
+              <w:sz w:val="24"/>
+            </w:rPr>
+            <m:t>c</m:t>
+          </m:r>
+          <m:r>
+            <m:rPr>
+              <m:sty m:val="p"/>
+            </m:rPr>
+            <w:rPr>
+              <w:rFonts w:ascii="Times New Roman" w:hAnsi="Times New Roman" w:eastAsia="宋体"/>
+              <w:sz w:val="24"/>
+            </w:rPr>
+            <m:t>(</m:t>
+          </m:r>
+          <m:r>
+            <m:rPr/>
+            <w:rPr>
+              <w:rFonts w:ascii="Times New Roman" w:hAnsi="Times New Roman" w:eastAsia="宋体"/>
+              <w:sz w:val="24"/>
+            </w:rPr>
+            <m:t>t</m:t>
+          </m:r>
+          <m:r>
+            <m:rPr>
+              <m:sty m:val="p"/>
+            </m:rPr>
+            <w:rPr>
+              <w:rFonts w:ascii="Times New Roman" w:hAnsi="Times New Roman" w:eastAsia="宋体"/>
+              <w:sz w:val="24"/>
+            </w:rPr>
+            <m:t>)=</m:t>
+          </m:r>
+          <m:nary>
+            <m:naryPr>
+              <m:chr m:val="∑"/>
+              <m:limLoc m:val="undOvr"/>
+              <m:ctrlPr>
+                <w:rPr>
+                  <w:rFonts w:ascii="Cambria Math" w:hAnsi="Cambria Math" w:eastAsia="宋体"/>
+                  <w:sz w:val="24"/>
+                </w:rPr>
+              </m:ctrlPr>
+            </m:naryPr>
+            <m:sub>
+              <m:r>
+                <m:rPr/>
+                <w:rPr>
+                  <w:rFonts w:ascii="Times New Roman" w:hAnsi="Times New Roman" w:eastAsia="宋体"/>
+                  <w:sz w:val="24"/>
+                </w:rPr>
+                <m:t>i</m:t>
+              </m:r>
+              <m:r>
+                <m:rPr>
+                  <m:sty m:val="p"/>
+                </m:rPr>
+                <w:rPr>
+                  <w:rFonts w:ascii="Times New Roman" w:hAnsi="Times New Roman" w:eastAsia="宋体"/>
+                  <w:sz w:val="24"/>
+                </w:rPr>
+                <m:t>=−∞</m:t>
+              </m:r>
+              <m:ctrlPr>
+                <w:rPr>
+                  <w:rFonts w:ascii="Cambria Math" w:hAnsi="Cambria Math" w:eastAsia="宋体"/>
+                  <w:sz w:val="24"/>
+                </w:rPr>
+              </m:ctrlPr>
+            </m:sub>
+            <m:sup>
+              <m:r>
+                <m:rPr>
+                  <m:sty m:val="p"/>
+                </m:rPr>
+                <w:rPr>
+                  <w:rFonts w:ascii="Times New Roman" w:hAnsi="Times New Roman" w:eastAsia="宋体"/>
+                  <w:sz w:val="24"/>
+                </w:rPr>
+                <m:t>∞</m:t>
+              </m:r>
+              <m:ctrlPr>
+                <w:rPr>
+                  <w:rFonts w:ascii="Cambria Math" w:hAnsi="Cambria Math" w:eastAsia="宋体"/>
+                  <w:sz w:val="24"/>
+                </w:rPr>
+              </m:ctrlPr>
+            </m:sup>
+            <m:e>
+              <m:sSub>
+                <m:sSubPr>
+                  <m:ctrlPr>
+                    <w:rPr>
+                      <w:rFonts w:ascii="Cambria Math" w:hAnsi="Cambria Math" w:eastAsia="宋体"/>
+                      <w:sz w:val="24"/>
+                    </w:rPr>
+                  </m:ctrlPr>
+                </m:sSubPr>
+                <m:e>
+                  <m:r>
+                    <m:rPr/>
+                    <w:rPr>
+                      <w:rFonts w:ascii="Times New Roman" w:hAnsi="Times New Roman" w:eastAsia="宋体"/>
+                      <w:sz w:val="24"/>
+                    </w:rPr>
+                    <m:t>b</m:t>
+                  </m:r>
+                  <m:ctrlPr>
+                    <w:rPr>
+                      <w:rFonts w:ascii="Cambria Math" w:hAnsi="Cambria Math" w:eastAsia="宋体"/>
+                      <w:sz w:val="24"/>
+                    </w:rPr>
+                  </m:ctrlPr>
+                </m:e>
+                <m:sub>
+                  <m:r>
+                    <m:rPr/>
+                    <w:rPr>
+                      <w:rFonts w:ascii="Times New Roman" w:hAnsi="Times New Roman" w:eastAsia="宋体"/>
+                      <w:sz w:val="24"/>
+                    </w:rPr>
+                    <m:t>i</m:t>
+                  </m:r>
+                  <m:ctrlPr>
+                    <w:rPr>
+                      <w:rFonts w:ascii="Cambria Math" w:hAnsi="Cambria Math" w:eastAsia="宋体"/>
+                      <w:sz w:val="24"/>
+                    </w:rPr>
+                  </m:ctrlPr>
+                </m:sub>
+              </m:sSub>
+              <m:ctrlPr>
+                <w:rPr>
+                  <w:rFonts w:ascii="Cambria Math" w:hAnsi="Cambria Math" w:eastAsia="宋体"/>
+                  <w:sz w:val="24"/>
+                </w:rPr>
+              </m:ctrlPr>
+            </m:e>
+          </m:nary>
+          <m:r>
+            <m:rPr/>
+            <w:rPr>
+              <w:rFonts w:ascii="Times New Roman" w:hAnsi="Times New Roman" w:eastAsia="宋体"/>
+              <w:sz w:val="24"/>
+            </w:rPr>
+            <m:t>p</m:t>
+          </m:r>
+          <m:r>
+            <m:rPr>
+              <m:sty m:val="p"/>
+            </m:rPr>
+            <w:rPr>
+              <w:rFonts w:ascii="Times New Roman" w:hAnsi="Times New Roman" w:eastAsia="宋体"/>
+              <w:sz w:val="24"/>
+            </w:rPr>
+            <m:t>(</m:t>
+          </m:r>
+          <m:r>
+            <m:rPr/>
+            <w:rPr>
+              <w:rFonts w:ascii="Times New Roman" w:hAnsi="Times New Roman" w:eastAsia="宋体"/>
+              <w:sz w:val="24"/>
+            </w:rPr>
+            <m:t>t</m:t>
+          </m:r>
+          <m:r>
+            <m:rPr>
+              <m:sty m:val="p"/>
+            </m:rPr>
+            <w:rPr>
+              <w:rFonts w:ascii="Times New Roman" w:hAnsi="Times New Roman" w:eastAsia="宋体"/>
+              <w:sz w:val="24"/>
+            </w:rPr>
+            <m:t>−</m:t>
+          </m:r>
+          <m:r>
+            <m:rPr/>
+            <w:rPr>
+              <w:rFonts w:ascii="Times New Roman" w:hAnsi="Times New Roman" w:eastAsia="宋体"/>
+              <w:sz w:val="24"/>
+            </w:rPr>
+            <m:t>i</m:t>
+          </m:r>
+          <m:sSub>
+            <m:sSubPr>
+              <m:ctrlPr>
+                <w:rPr>
+                  <w:rFonts w:ascii="Cambria Math" w:hAnsi="Cambria Math" w:eastAsia="宋体"/>
+                  <w:sz w:val="24"/>
+                </w:rPr>
+              </m:ctrlPr>
+            </m:sSubPr>
+            <m:e>
+              <m:r>
+                <m:rPr/>
+                <w:rPr>
+                  <w:rFonts w:ascii="Times New Roman" w:hAnsi="Times New Roman" w:eastAsia="宋体"/>
+                  <w:sz w:val="24"/>
+                </w:rPr>
+                <m:t>T</m:t>
+              </m:r>
+              <m:ctrlPr>
+                <w:rPr>
+                  <w:rFonts w:ascii="Cambria Math" w:hAnsi="Cambria Math" w:eastAsia="宋体"/>
+                  <w:sz w:val="24"/>
+                </w:rPr>
+              </m:ctrlPr>
+            </m:e>
+            <m:sub>
+              <m:r>
+                <m:rPr/>
+                <w:rPr>
+                  <w:rFonts w:ascii="Times New Roman" w:hAnsi="Times New Roman" w:eastAsia="宋体"/>
+                  <w:sz w:val="24"/>
+                </w:rPr>
+                <m:t>c</m:t>
+              </m:r>
+              <m:ctrlPr>
+                <w:rPr>
+                  <w:rFonts w:ascii="Cambria Math" w:hAnsi="Cambria Math" w:eastAsia="宋体"/>
+                  <w:sz w:val="24"/>
+                </w:rPr>
+              </m:ctrlPr>
+            </m:sub>
+          </m:sSub>
+          <m:r>
+            <m:rPr>
+              <m:sty m:val="p"/>
+            </m:rPr>
+            <w:rPr>
+              <w:rFonts w:ascii="Times New Roman" w:hAnsi="Times New Roman" w:eastAsia="宋体"/>
+              <w:sz w:val="24"/>
+            </w:rPr>
+            <m:t>)</m:t>
+          </m:r>
+        </m:oMath>
+      </m:oMathPara>
+    </w:p>
+    <w:p>
+      <w:pPr>
+        <w:pageBreakBefore w:val="0"/>
+        <w:widowControl/>
+        <w:kinsoku/>
+        <w:wordWrap/>
+        <w:overflowPunct/>
+        <w:topLinePunct w:val="0"/>
+        <w:autoSpaceDE/>
+        <w:autoSpaceDN/>
+        <w:bidi w:val="0"/>
+        <w:adjustRightInd/>
+        <w:snapToGrid/>
+        <w:spacing w:before="180" w:after="180" w:line="400" w:lineRule="exact"/>
+        <w:textAlignment w:val="auto"/>
+        <w:rPr>
+          <w:rFonts w:ascii="Times New Roman" w:hAnsi="Times New Roman" w:eastAsia="宋体" w:cs="Times New Roman"/>
+          <w:sz w:val="24"/>
+          <w:szCs w:val="24"/>
+          <w:lang w:val="en-US" w:eastAsia="zh-CN" w:bidi="ar-SA"/>
+        </w:rPr>
+      </w:pPr>
+      <w:r>
+        <w:rPr>
+          <w:rFonts w:hint="eastAsia" w:ascii="Times New Roman" w:hAnsi="Times New Roman" w:eastAsia="宋体" w:cs="Times New Roman"/>
+          <w:sz w:val="24"/>
+          <w:szCs w:val="24"/>
+          <w:lang w:val="en-US" w:eastAsia="zh-CN" w:bidi="ar-SA"/>
+        </w:rPr>
+        <w:t>其中</w:t>
+      </w:r>
+      <m:oMath>
+        <m:r>
+          <m:rPr>
+            <m:sty m:val="p"/>
+          </m:rPr>
+          <w:rPr>
+            <w:rFonts w:ascii="Times New Roman" w:hAnsi="Times New Roman" w:eastAsia="宋体"/>
+            <w:sz w:val="24"/>
+          </w:rPr>
+          <m:t>{</m:t>
+        </m:r>
+        <m:sSub>
+          <m:sSubPr>
+            <m:ctrlPr>
+              <w:rPr>
+                <w:rFonts w:ascii="Cambria Math" w:hAnsi="Cambria Math" w:eastAsia="宋体"/>
+                <w:sz w:val="24"/>
+              </w:rPr>
+            </m:ctrlPr>
+          </m:sSubPr>
+          <m:e>
+            <m:r>
+              <m:rPr/>
+              <w:rPr>
+                <w:rFonts w:ascii="Times New Roman" w:hAnsi="Times New Roman" w:eastAsia="宋体"/>
+                <w:sz w:val="24"/>
+              </w:rPr>
+              <m:t>b</m:t>
+            </m:r>
+            <m:ctrlPr>
+              <w:rPr>
+                <w:rFonts w:ascii="Cambria Math" w:hAnsi="Cambria Math" w:eastAsia="宋体"/>
+                <w:sz w:val="24"/>
+              </w:rPr>
+            </m:ctrlPr>
+          </m:e>
+          <m:sub>
+            <m:r>
+              <m:rPr/>
+              <w:rPr>
+                <w:rFonts w:ascii="Times New Roman" w:hAnsi="Times New Roman" w:eastAsia="宋体"/>
+                <w:sz w:val="24"/>
+              </w:rPr>
+              <m:t>i</m:t>
+            </m:r>
+            <m:ctrlPr>
+              <w:rPr>
+                <w:rFonts w:ascii="Cambria Math" w:hAnsi="Cambria Math" w:eastAsia="宋体"/>
+                <w:sz w:val="24"/>
+              </w:rPr>
+            </m:ctrlPr>
+          </m:sub>
+        </m:sSub>
+        <m:r>
+          <m:rPr>
+            <m:sty m:val="p"/>
+          </m:rPr>
+          <w:rPr>
+            <w:rFonts w:ascii="Times New Roman" w:hAnsi="Times New Roman" w:eastAsia="宋体"/>
+            <w:sz w:val="24"/>
+          </w:rPr>
+          <m:t>}</m:t>
+        </m:r>
+      </m:oMath>
+      <w:r>
+        <w:rPr>
+          <w:rFonts w:hint="eastAsia" w:ascii="Times New Roman" w:hAnsi="Times New Roman" w:eastAsia="宋体" w:cs="Times New Roman"/>
+          <w:sz w:val="24"/>
+          <w:szCs w:val="24"/>
+          <w:lang w:val="en-US" w:eastAsia="zh-CN" w:bidi="ar-SA"/>
+        </w:rPr>
+        <w:t>以</w:t>
+      </w:r>
+      <m:oMath>
+        <m:r>
+          <m:rPr/>
+          <w:rPr>
+            <w:rFonts w:ascii="Times New Roman" w:hAnsi="Times New Roman" w:eastAsia="宋体"/>
+            <w:sz w:val="24"/>
+          </w:rPr>
+          <m:t>N</m:t>
+        </m:r>
+      </m:oMath>
+      <w:r>
+        <w:rPr>
+          <w:rFonts w:hint="eastAsia" w:ascii="Times New Roman" w:hAnsi="Times New Roman" w:eastAsia="宋体" w:cs="Times New Roman"/>
+          <w:sz w:val="24"/>
+          <w:szCs w:val="24"/>
+          <w:lang w:val="en-US" w:eastAsia="zh-CN" w:bidi="ar-SA"/>
+        </w:rPr>
+        <w:t>为周期。因此</w:t>
+      </w:r>
+      <m:oMath>
+        <m:r>
+          <m:rPr/>
+          <w:rPr>
+            <w:rFonts w:ascii="Times New Roman" w:hAnsi="Times New Roman" w:eastAsia="宋体"/>
+            <w:sz w:val="24"/>
+          </w:rPr>
+          <m:t>c</m:t>
+        </m:r>
+        <m:r>
+          <m:rPr>
+            <m:sty m:val="p"/>
+          </m:rPr>
+          <w:rPr>
+            <w:rFonts w:ascii="Times New Roman" w:hAnsi="Times New Roman" w:eastAsia="宋体"/>
+            <w:sz w:val="24"/>
+          </w:rPr>
+          <m:t>(</m:t>
+        </m:r>
+        <m:r>
+          <m:rPr/>
+          <w:rPr>
+            <w:rFonts w:ascii="Times New Roman" w:hAnsi="Times New Roman" w:eastAsia="宋体"/>
+            <w:sz w:val="24"/>
+          </w:rPr>
+          <m:t>t</m:t>
+        </m:r>
+        <m:r>
+          <m:rPr>
+            <m:sty m:val="p"/>
+          </m:rPr>
+          <w:rPr>
+            <w:rFonts w:ascii="Times New Roman" w:hAnsi="Times New Roman" w:eastAsia="宋体"/>
+            <w:sz w:val="24"/>
+          </w:rPr>
+          <m:t>)</m:t>
+        </m:r>
+      </m:oMath>
+      <w:r>
+        <w:rPr>
+          <w:rFonts w:hint="eastAsia" w:ascii="Times New Roman" w:hAnsi="Times New Roman" w:eastAsia="宋体" w:cs="Times New Roman"/>
+          <w:sz w:val="24"/>
+          <w:szCs w:val="24"/>
+          <w:lang w:val="en-US" w:eastAsia="zh-CN" w:bidi="ar-SA"/>
+        </w:rPr>
+        <w:t>的周期为：</w:t>
+      </w:r>
+      <m:oMath>
+        <m:r>
+          <m:rPr/>
+          <w:rPr>
+            <w:rFonts w:ascii="Times New Roman" w:hAnsi="Times New Roman" w:eastAsia="宋体"/>
+            <w:sz w:val="24"/>
+          </w:rPr>
+          <m:t>T</m:t>
+        </m:r>
+        <m:r>
+          <m:rPr>
+            <m:sty m:val="p"/>
+          </m:rPr>
+          <w:rPr>
+            <w:rFonts w:ascii="Times New Roman" w:hAnsi="Times New Roman" w:eastAsia="宋体"/>
+            <w:sz w:val="24"/>
+          </w:rPr>
+          <m:t>=</m:t>
+        </m:r>
+        <m:r>
+          <m:rPr/>
+          <w:rPr>
+            <w:rFonts w:ascii="Times New Roman" w:hAnsi="Times New Roman" w:eastAsia="宋体"/>
+            <w:sz w:val="24"/>
+          </w:rPr>
+          <m:t>N</m:t>
+        </m:r>
+        <m:sSub>
+          <m:sSubPr>
+            <m:ctrlPr>
+              <w:rPr>
+                <w:rFonts w:ascii="Cambria Math" w:hAnsi="Cambria Math" w:eastAsia="宋体"/>
+                <w:sz w:val="24"/>
+              </w:rPr>
+            </m:ctrlPr>
+          </m:sSubPr>
+          <m:e>
+            <m:r>
+              <m:rPr/>
+              <w:rPr>
+                <w:rFonts w:ascii="Times New Roman" w:hAnsi="Times New Roman" w:eastAsia="宋体"/>
+                <w:sz w:val="24"/>
+              </w:rPr>
+              <m:t>T</m:t>
+            </m:r>
+            <m:ctrlPr>
+              <w:rPr>
+                <w:rFonts w:ascii="Cambria Math" w:hAnsi="Cambria Math" w:eastAsia="宋体"/>
+                <w:sz w:val="24"/>
+              </w:rPr>
+            </m:ctrlPr>
+          </m:e>
+          <m:sub>
+            <m:r>
+              <m:rPr/>
+              <w:rPr>
+                <w:rFonts w:ascii="Times New Roman" w:hAnsi="Times New Roman" w:eastAsia="宋体"/>
+                <w:sz w:val="24"/>
+              </w:rPr>
+              <m:t>c</m:t>
+            </m:r>
+            <m:ctrlPr>
+              <w:rPr>
+                <w:rFonts w:ascii="Cambria Math" w:hAnsi="Cambria Math" w:eastAsia="宋体"/>
+                <w:sz w:val="24"/>
+              </w:rPr>
+            </m:ctrlPr>
+          </m:sub>
+        </m:sSub>
+      </m:oMath>
+    </w:p>
+    <w:p>
+      <w:pPr>
+        <w:pageBreakBefore w:val="0"/>
+        <w:widowControl/>
+        <w:kinsoku/>
+        <w:wordWrap/>
+        <w:overflowPunct/>
+        <w:topLinePunct w:val="0"/>
+        <w:autoSpaceDE/>
+        <w:autoSpaceDN/>
+        <w:bidi w:val="0"/>
+        <w:adjustRightInd/>
+        <w:snapToGrid/>
+        <w:spacing w:before="180" w:after="180" w:line="400" w:lineRule="exact"/>
+        <w:textAlignment w:val="auto"/>
+        <w:rPr>
+          <w:rFonts w:ascii="Times New Roman" w:hAnsi="Times New Roman" w:eastAsia="宋体" w:cs="Times New Roman"/>
+          <w:sz w:val="24"/>
+          <w:szCs w:val="24"/>
+          <w:lang w:val="en-US" w:eastAsia="zh-CN" w:bidi="ar-SA"/>
+        </w:rPr>
+      </w:pPr>
+      <w:r>
+        <w:rPr>
+          <w:rFonts w:hint="eastAsia" w:ascii="Times New Roman" w:hAnsi="Times New Roman" w:eastAsia="宋体" w:cs="Times New Roman"/>
+          <w:sz w:val="24"/>
+          <w:szCs w:val="24"/>
+          <w:lang w:val="en-US" w:eastAsia="zh-CN" w:bidi="ar-SA"/>
+        </w:rPr>
+        <w:t>连续时间</w:t>
+      </w:r>
+      <w:r>
+        <w:rPr>
+          <w:rFonts w:ascii="Times New Roman" w:hAnsi="Times New Roman" w:eastAsia="宋体" w:cs="Times New Roman"/>
+          <w:sz w:val="24"/>
+          <w:szCs w:val="24"/>
+          <w:lang w:val="en-US" w:eastAsia="zh-CN" w:bidi="ar-SA"/>
+        </w:rPr>
+        <w:t>m</w:t>
+      </w:r>
+      <w:r>
+        <w:rPr>
+          <w:rFonts w:hint="eastAsia" w:ascii="Times New Roman" w:hAnsi="Times New Roman" w:eastAsia="宋体" w:cs="Times New Roman"/>
+          <w:sz w:val="24"/>
+          <w:szCs w:val="24"/>
+          <w:lang w:val="en-US" w:eastAsia="zh-CN" w:bidi="ar-SA"/>
+        </w:rPr>
+        <w:t>码的周期自相关函数定义为：</w:t>
+      </w:r>
+    </w:p>
+    <w:p>
+      <w:pPr>
+        <w:pageBreakBefore w:val="0"/>
+        <w:widowControl/>
+        <w:kinsoku/>
+        <w:wordWrap/>
+        <w:overflowPunct/>
+        <w:topLinePunct w:val="0"/>
+        <w:autoSpaceDE/>
+        <w:autoSpaceDN/>
+        <w:bidi w:val="0"/>
+        <w:adjustRightInd/>
+        <w:snapToGrid/>
+        <w:spacing w:before="180" w:after="180" w:line="400" w:lineRule="exact"/>
+        <w:textAlignment w:val="auto"/>
+        <w:rPr>
+          <w:rFonts w:ascii="Times New Roman" w:hAnsi="Times New Roman" w:eastAsia="宋体" w:cs="Times New Roman"/>
+          <w:sz w:val="24"/>
+          <w:szCs w:val="24"/>
+          <w:lang w:val="en-US" w:eastAsia="zh-CN" w:bidi="ar-SA"/>
+        </w:rPr>
+      </w:pPr>
+      <m:oMathPara>
+        <m:oMathParaPr>
+          <m:jc m:val="center"/>
+        </m:oMathParaPr>
+        <m:oMath>
+          <m:sSub>
+            <m:sSubPr>
+              <m:ctrlPr>
+                <w:rPr>
+                  <w:rFonts w:ascii="Cambria Math" w:hAnsi="Cambria Math" w:eastAsia="宋体"/>
+                  <w:sz w:val="24"/>
+                </w:rPr>
+              </m:ctrlPr>
+            </m:sSubPr>
+            <m:e>
+              <m:r>
+                <m:rPr/>
+                <w:rPr>
+                  <w:rFonts w:ascii="Times New Roman" w:hAnsi="Times New Roman" w:eastAsia="宋体"/>
+                  <w:sz w:val="24"/>
+                </w:rPr>
+                <m:t>R</m:t>
+              </m:r>
+              <m:ctrlPr>
+                <w:rPr>
+                  <w:rFonts w:ascii="Cambria Math" w:hAnsi="Cambria Math" w:eastAsia="宋体"/>
+                  <w:sz w:val="24"/>
+                </w:rPr>
+              </m:ctrlPr>
+            </m:e>
+            <m:sub>
+              <m:r>
+                <m:rPr/>
+                <w:rPr>
+                  <w:rFonts w:ascii="Times New Roman" w:hAnsi="Times New Roman" w:eastAsia="宋体"/>
+                  <w:sz w:val="24"/>
+                </w:rPr>
+                <m:t>c</m:t>
+              </m:r>
+              <m:ctrlPr>
+                <w:rPr>
+                  <w:rFonts w:ascii="Cambria Math" w:hAnsi="Cambria Math" w:eastAsia="宋体"/>
+                  <w:sz w:val="24"/>
+                </w:rPr>
+              </m:ctrlPr>
+            </m:sub>
+          </m:sSub>
+          <m:r>
+            <m:rPr>
+              <m:sty m:val="p"/>
+            </m:rPr>
+            <w:rPr>
+              <w:rFonts w:ascii="Times New Roman" w:hAnsi="Times New Roman" w:eastAsia="宋体"/>
+              <w:sz w:val="24"/>
+            </w:rPr>
+            <m:t>(</m:t>
+          </m:r>
+          <m:r>
+            <m:rPr/>
+            <w:rPr>
+              <w:rFonts w:ascii="Times New Roman" w:hAnsi="Times New Roman" w:eastAsia="宋体"/>
+              <w:sz w:val="24"/>
+            </w:rPr>
+            <m:t>τ</m:t>
+          </m:r>
+          <m:r>
+            <m:rPr>
+              <m:sty m:val="p"/>
+            </m:rPr>
+            <w:rPr>
+              <w:rFonts w:ascii="Times New Roman" w:hAnsi="Times New Roman" w:eastAsia="宋体"/>
+              <w:sz w:val="24"/>
+            </w:rPr>
+            <m:t>)=</m:t>
+          </m:r>
+          <m:f>
+            <m:fPr>
+              <m:ctrlPr>
+                <w:rPr>
+                  <w:rFonts w:ascii="Cambria Math" w:hAnsi="Cambria Math" w:eastAsia="宋体"/>
+                  <w:sz w:val="24"/>
+                </w:rPr>
+              </m:ctrlPr>
+            </m:fPr>
+            <m:num>
+              <m:r>
+                <m:rPr/>
+                <w:rPr>
+                  <w:rFonts w:ascii="Times New Roman" w:hAnsi="Times New Roman" w:eastAsia="宋体"/>
+                  <w:sz w:val="24"/>
+                </w:rPr>
+                <m:t>1</m:t>
+              </m:r>
+              <m:ctrlPr>
+                <w:rPr>
+                  <w:rFonts w:ascii="Cambria Math" w:hAnsi="Cambria Math" w:eastAsia="宋体"/>
+                  <w:sz w:val="24"/>
+                </w:rPr>
+              </m:ctrlPr>
+            </m:num>
+            <m:den>
+              <m:r>
+                <m:rPr/>
+                <w:rPr>
+                  <w:rFonts w:ascii="Times New Roman" w:hAnsi="Times New Roman" w:eastAsia="宋体"/>
+                  <w:sz w:val="24"/>
+                </w:rPr>
+                <m:t>N</m:t>
+              </m:r>
+              <m:sSub>
+                <m:sSubPr>
+                  <m:ctrlPr>
+                    <w:rPr>
+                      <w:rFonts w:ascii="Cambria Math" w:hAnsi="Cambria Math" w:eastAsia="宋体"/>
+                      <w:sz w:val="24"/>
+                    </w:rPr>
+                  </m:ctrlPr>
+                </m:sSubPr>
+                <m:e>
+                  <m:r>
+                    <m:rPr/>
+                    <w:rPr>
+                      <w:rFonts w:ascii="Times New Roman" w:hAnsi="Times New Roman" w:eastAsia="宋体"/>
+                      <w:sz w:val="24"/>
+                    </w:rPr>
+                    <m:t>T</m:t>
+                  </m:r>
+                  <m:ctrlPr>
+                    <w:rPr>
+                      <w:rFonts w:ascii="Cambria Math" w:hAnsi="Cambria Math" w:eastAsia="宋体"/>
+                      <w:sz w:val="24"/>
+                    </w:rPr>
+                  </m:ctrlPr>
+                </m:e>
+                <m:sub>
+                  <m:r>
+                    <m:rPr/>
+                    <w:rPr>
+                      <w:rFonts w:ascii="Times New Roman" w:hAnsi="Times New Roman" w:eastAsia="宋体"/>
+                      <w:sz w:val="24"/>
+                    </w:rPr>
+                    <m:t>c</m:t>
+                  </m:r>
+                  <m:ctrlPr>
+                    <w:rPr>
+                      <w:rFonts w:ascii="Cambria Math" w:hAnsi="Cambria Math" w:eastAsia="宋体"/>
+                      <w:sz w:val="24"/>
+                    </w:rPr>
+                  </m:ctrlPr>
+                </m:sub>
+              </m:sSub>
+              <m:ctrlPr>
+                <w:rPr>
+                  <w:rFonts w:ascii="Cambria Math" w:hAnsi="Cambria Math" w:eastAsia="宋体"/>
+                  <w:sz w:val="24"/>
+                </w:rPr>
+              </m:ctrlPr>
+            </m:den>
+          </m:f>
+          <m:nary>
+            <m:naryPr>
+              <m:limLoc m:val="subSup"/>
+              <m:ctrlPr>
+                <w:rPr>
+                  <w:rFonts w:ascii="Cambria Math" w:hAnsi="Cambria Math" w:eastAsia="宋体"/>
+                  <w:sz w:val="24"/>
+                </w:rPr>
+              </m:ctrlPr>
+            </m:naryPr>
+            <m:sub>
+              <m:r>
+                <m:rPr/>
+                <w:rPr>
+                  <w:rFonts w:ascii="Times New Roman" w:hAnsi="Times New Roman" w:eastAsia="宋体"/>
+                  <w:sz w:val="24"/>
+                </w:rPr>
+                <m:t>0</m:t>
+              </m:r>
+              <m:ctrlPr>
+                <w:rPr>
+                  <w:rFonts w:ascii="Cambria Math" w:hAnsi="Cambria Math" w:eastAsia="宋体"/>
+                  <w:sz w:val="24"/>
+                </w:rPr>
+              </m:ctrlPr>
+            </m:sub>
+            <m:sup>
+              <m:r>
+                <m:rPr/>
+                <w:rPr>
+                  <w:rFonts w:ascii="Times New Roman" w:hAnsi="Times New Roman" w:eastAsia="宋体"/>
+                  <w:sz w:val="24"/>
+                </w:rPr>
+                <m:t>N</m:t>
+              </m:r>
+              <m:sSub>
+                <m:sSubPr>
+                  <m:ctrlPr>
+                    <w:rPr>
+                      <w:rFonts w:ascii="Cambria Math" w:hAnsi="Cambria Math" w:eastAsia="宋体"/>
+                      <w:sz w:val="24"/>
+                    </w:rPr>
+                  </m:ctrlPr>
+                </m:sSubPr>
+                <m:e>
+                  <m:r>
+                    <m:rPr/>
+                    <w:rPr>
+                      <w:rFonts w:ascii="Times New Roman" w:hAnsi="Times New Roman" w:eastAsia="宋体"/>
+                      <w:sz w:val="24"/>
+                    </w:rPr>
+                    <m:t>T</m:t>
+                  </m:r>
+                  <m:ctrlPr>
+                    <w:rPr>
+                      <w:rFonts w:ascii="Cambria Math" w:hAnsi="Cambria Math" w:eastAsia="宋体"/>
+                      <w:sz w:val="24"/>
+                    </w:rPr>
+                  </m:ctrlPr>
+                </m:e>
+                <m:sub>
+                  <m:r>
+                    <m:rPr/>
+                    <w:rPr>
+                      <w:rFonts w:ascii="Times New Roman" w:hAnsi="Times New Roman" w:eastAsia="宋体"/>
+                      <w:sz w:val="24"/>
+                    </w:rPr>
+                    <m:t>c</m:t>
+                  </m:r>
+                  <m:ctrlPr>
+                    <w:rPr>
+                      <w:rFonts w:ascii="Cambria Math" w:hAnsi="Cambria Math" w:eastAsia="宋体"/>
+                      <w:sz w:val="24"/>
+                    </w:rPr>
+                  </m:ctrlPr>
+                </m:sub>
+              </m:sSub>
+              <m:ctrlPr>
+                <w:rPr>
+                  <w:rFonts w:ascii="Cambria Math" w:hAnsi="Cambria Math" w:eastAsia="宋体"/>
+                  <w:sz w:val="24"/>
+                </w:rPr>
+              </m:ctrlPr>
+            </m:sup>
+            <m:e>
+              <m:r>
+                <m:rPr/>
+                <w:rPr>
+                  <w:rFonts w:ascii="Times New Roman" w:hAnsi="Times New Roman" w:eastAsia="宋体"/>
+                  <w:sz w:val="24"/>
+                </w:rPr>
+                <m:t>c</m:t>
+              </m:r>
+              <m:ctrlPr>
+                <w:rPr>
+                  <w:rFonts w:ascii="Cambria Math" w:hAnsi="Cambria Math" w:eastAsia="宋体"/>
+                  <w:sz w:val="24"/>
+                </w:rPr>
+              </m:ctrlPr>
+            </m:e>
+          </m:nary>
+          <m:r>
+            <m:rPr>
+              <m:sty m:val="p"/>
+            </m:rPr>
+            <w:rPr>
+              <w:rFonts w:ascii="Times New Roman" w:hAnsi="Times New Roman" w:eastAsia="宋体"/>
+              <w:sz w:val="24"/>
+            </w:rPr>
+            <m:t>(</m:t>
+          </m:r>
+          <m:r>
+            <m:rPr/>
+            <w:rPr>
+              <w:rFonts w:ascii="Times New Roman" w:hAnsi="Times New Roman" w:eastAsia="宋体"/>
+              <w:sz w:val="24"/>
+            </w:rPr>
+            <m:t>t</m:t>
+          </m:r>
+          <m:r>
+            <m:rPr>
+              <m:sty m:val="p"/>
+            </m:rPr>
+            <w:rPr>
+              <w:rFonts w:ascii="Times New Roman" w:hAnsi="Times New Roman" w:eastAsia="宋体"/>
+              <w:sz w:val="24"/>
+            </w:rPr>
+            <m:t>)</m:t>
+          </m:r>
+          <m:r>
+            <m:rPr/>
+            <w:rPr>
+              <w:rFonts w:ascii="Times New Roman" w:hAnsi="Times New Roman" w:eastAsia="宋体"/>
+              <w:sz w:val="24"/>
+            </w:rPr>
+            <m:t>c</m:t>
+          </m:r>
+          <m:r>
+            <m:rPr>
+              <m:sty m:val="p"/>
+            </m:rPr>
+            <w:rPr>
+              <w:rFonts w:ascii="Times New Roman" w:hAnsi="Times New Roman" w:eastAsia="宋体"/>
+              <w:sz w:val="24"/>
+            </w:rPr>
+            <m:t>(</m:t>
+          </m:r>
+          <m:r>
+            <m:rPr/>
+            <w:rPr>
+              <w:rFonts w:ascii="Times New Roman" w:hAnsi="Times New Roman" w:eastAsia="宋体"/>
+              <w:sz w:val="24"/>
+            </w:rPr>
+            <m:t>t</m:t>
+          </m:r>
+          <m:r>
+            <m:rPr>
+              <m:sty m:val="p"/>
+            </m:rPr>
+            <w:rPr>
+              <w:rFonts w:ascii="Times New Roman" w:hAnsi="Times New Roman" w:eastAsia="宋体"/>
+              <w:sz w:val="24"/>
+            </w:rPr>
+            <m:t>+</m:t>
+          </m:r>
+          <m:r>
+            <m:rPr/>
+            <w:rPr>
+              <w:rFonts w:ascii="Times New Roman" w:hAnsi="Times New Roman" w:eastAsia="宋体"/>
+              <w:sz w:val="24"/>
+            </w:rPr>
+            <m:t>τ</m:t>
+          </m:r>
+          <m:r>
+            <m:rPr>
+              <m:sty m:val="p"/>
+            </m:rPr>
+            <w:rPr>
+              <w:rFonts w:ascii="Times New Roman" w:hAnsi="Times New Roman" w:eastAsia="宋体"/>
+              <w:sz w:val="24"/>
+            </w:rPr>
+            <m:t>)</m:t>
+          </m:r>
+          <m:r>
+            <m:rPr/>
+            <w:rPr>
+              <w:rFonts w:ascii="Times New Roman" w:hAnsi="Times New Roman" w:eastAsia="宋体"/>
+              <w:sz w:val="24"/>
+            </w:rPr>
+            <m:t> dt</m:t>
+          </m:r>
+        </m:oMath>
+      </m:oMathPara>
+    </w:p>
+    <w:p>
+      <w:pPr>
+        <w:pageBreakBefore w:val="0"/>
+        <w:widowControl/>
+        <w:kinsoku/>
+        <w:wordWrap/>
+        <w:overflowPunct/>
+        <w:topLinePunct w:val="0"/>
+        <w:autoSpaceDE/>
+        <w:autoSpaceDN/>
+        <w:bidi w:val="0"/>
+        <w:adjustRightInd/>
+        <w:snapToGrid/>
+        <w:spacing w:before="180" w:after="180" w:line="400" w:lineRule="exact"/>
+        <w:textAlignment w:val="auto"/>
+        <w:rPr>
+          <w:rFonts w:ascii="Times New Roman" w:hAnsi="Times New Roman" w:eastAsia="宋体" w:cs="Times New Roman"/>
+          <w:sz w:val="24"/>
+          <w:szCs w:val="24"/>
+          <w:lang w:val="en-US" w:eastAsia="zh-CN" w:bidi="ar-SA"/>
+        </w:rPr>
+      </w:pPr>
+      <w:r>
+        <w:rPr>
+          <w:rFonts w:hint="eastAsia" w:ascii="Times New Roman" w:hAnsi="Times New Roman" w:eastAsia="宋体" w:cs="Times New Roman"/>
+          <w:sz w:val="24"/>
+          <w:szCs w:val="24"/>
+          <w:lang w:val="en-US" w:eastAsia="zh-CN" w:bidi="ar-SA"/>
+        </w:rPr>
+        <w:t>（该函数也是以</w:t>
+      </w:r>
+      <m:oMath>
+        <m:r>
+          <m:rPr/>
+          <w:rPr>
+            <w:rFonts w:ascii="Times New Roman" w:hAnsi="Times New Roman" w:eastAsia="宋体"/>
+            <w:sz w:val="24"/>
+          </w:rPr>
+          <m:t>N</m:t>
+        </m:r>
+        <m:sSub>
+          <m:sSubPr>
+            <m:ctrlPr>
+              <w:rPr>
+                <w:rFonts w:ascii="Cambria Math" w:hAnsi="Cambria Math" w:eastAsia="宋体"/>
+                <w:sz w:val="24"/>
+              </w:rPr>
+            </m:ctrlPr>
+          </m:sSubPr>
+          <m:e>
+            <m:r>
+              <m:rPr/>
+              <w:rPr>
+                <w:rFonts w:ascii="Times New Roman" w:hAnsi="Times New Roman" w:eastAsia="宋体"/>
+                <w:sz w:val="24"/>
+              </w:rPr>
+              <m:t>T</m:t>
+            </m:r>
+            <m:ctrlPr>
+              <w:rPr>
+                <w:rFonts w:ascii="Cambria Math" w:hAnsi="Cambria Math" w:eastAsia="宋体"/>
+                <w:sz w:val="24"/>
+              </w:rPr>
+            </m:ctrlPr>
+          </m:e>
+          <m:sub>
+            <m:r>
+              <m:rPr/>
+              <w:rPr>
+                <w:rFonts w:ascii="Times New Roman" w:hAnsi="Times New Roman" w:eastAsia="宋体"/>
+                <w:sz w:val="24"/>
+              </w:rPr>
+              <m:t>c</m:t>
+            </m:r>
+            <m:ctrlPr>
+              <w:rPr>
+                <w:rFonts w:ascii="Cambria Math" w:hAnsi="Cambria Math" w:eastAsia="宋体"/>
+                <w:sz w:val="24"/>
+              </w:rPr>
+            </m:ctrlPr>
+          </m:sub>
+        </m:sSub>
+      </m:oMath>
+      <w:r>
+        <w:rPr>
+          <w:rFonts w:hint="eastAsia" w:hAnsi="Cambria Math" w:eastAsia="宋体"/>
+          <w:i w:val="0"/>
+          <w:sz w:val="24"/>
+          <w:lang w:val="en-US" w:eastAsia="zh-CN"/>
+        </w:rPr>
+        <w:t>为周期的</w:t>
+      </w:r>
+      <w:r>
+        <w:rPr>
+          <w:rFonts w:hint="eastAsia" w:ascii="Times New Roman" w:hAnsi="Times New Roman" w:eastAsia="宋体" w:cs="Times New Roman"/>
+          <w:sz w:val="24"/>
+          <w:szCs w:val="24"/>
+          <w:lang w:val="en-US" w:eastAsia="zh-CN" w:bidi="ar-SA"/>
+        </w:rPr>
+        <w:t>周期函数）</w:t>
+      </w:r>
     </w:p>
     <w:p>
       <w:pPr>
